--- a/Documents/Peter Klinga Web Dev final Touchstone.docx
+++ b/Documents/Peter Klinga Web Dev final Touchstone.docx
@@ -2040,463 +2040,464 @@
     </w:p>
     <w:p>
       <w:pPr>
+        <w:pStyle w:val="685"/>
+        <w:pBdr>
+          <w:top w:val="none" w:color="000000" w:sz="4" w:space="0"/>
+          <w:left w:val="none" w:color="000000" w:sz="4" w:space="0"/>
+          <w:bottom w:val="none" w:color="000000" w:sz="4" w:space="0"/>
+          <w:right w:val="none" w:color="000000" w:sz="4" w:space="0"/>
+        </w:pBdr>
+        <w:spacing/>
+        <w:ind w:right="0" w:firstLine="0" w:left="0"/>
+        <w:rPr/>
+      </w:pPr>
+      <w:r>
+        <w:rPr>
+          <w:rFonts w:ascii="Times New Roman" w:hAnsi="Times New Roman" w:eastAsia="Times New Roman" w:cs="Times New Roman"/>
+          <w:b/>
+          <w:color w:val="000000"/>
+          <w:sz w:val="28"/>
+        </w:rPr>
+        <w:t xml:space="preserve">Responsive Web Design (RWD) Framework</w:t>
+      </w:r>
+      <w:r/>
+    </w:p>
+    <w:p>
+      <w:pPr>
+        <w:pBdr>
+          <w:top w:val="none" w:color="000000" w:sz="4" w:space="0"/>
+          <w:left w:val="none" w:color="000000" w:sz="4" w:space="0"/>
+          <w:bottom w:val="none" w:color="000000" w:sz="4" w:space="0"/>
+          <w:right w:val="none" w:color="000000" w:sz="4" w:space="0"/>
+        </w:pBdr>
+        <w:spacing/>
+        <w:ind w:right="0" w:firstLine="0" w:left="0"/>
+        <w:rPr/>
+      </w:pPr>
+      <w:r>
+        <w:rPr>
+          <w:rFonts w:ascii="Times New Roman" w:hAnsi="Times New Roman" w:eastAsia="Times New Roman" w:cs="Times New Roman"/>
+          <w:color w:val="000000"/>
+          <w:sz w:val="24"/>
+        </w:rPr>
+        <w:t xml:space="preserve">The website utilizes a highly flexible layout strategy engineered via modern CSS Grid and Flexbox architectures. Instead of relying on rigid, fixed-pixel wrappers, fluid sizing metrics (</w:t>
+      </w:r>
+      <w:r>
+        <w:rPr>
+          <w:rFonts w:ascii="Courier New" w:hAnsi="Courier New" w:eastAsia="Courier New" w:cs="Courier New"/>
+          <w:color w:val="000000"/>
+          <w:sz w:val="20"/>
+        </w:rPr>
+        <w:t xml:space="preserve">rem</w:t>
+      </w:r>
+      <w:r>
+        <w:rPr>
+          <w:rFonts w:ascii="Times New Roman" w:hAnsi="Times New Roman" w:eastAsia="Times New Roman" w:cs="Times New Roman"/>
+          <w:color w:val="000000"/>
+          <w:sz w:val="24"/>
+        </w:rPr>
+        <w:t xml:space="preserve">, </w:t>
+      </w:r>
+      <w:r>
+        <w:rPr>
+          <w:rFonts w:ascii="Courier New" w:hAnsi="Courier New" w:eastAsia="Courier New" w:cs="Courier New"/>
+          <w:color w:val="000000"/>
+          <w:sz w:val="20"/>
+        </w:rPr>
+        <w:t xml:space="preserve">em</w:t>
+      </w:r>
+      <w:r>
+        <w:rPr>
+          <w:rFonts w:ascii="Times New Roman" w:hAnsi="Times New Roman" w:eastAsia="Times New Roman" w:cs="Times New Roman"/>
+          <w:color w:val="000000"/>
+          <w:sz w:val="24"/>
+        </w:rPr>
+        <w:t xml:space="preserve">, and percentages) ensure seamless scaling across diverse viewing environments.</w:t>
+      </w:r>
+      <w:r/>
+    </w:p>
+    <w:p>
+      <w:pPr>
+        <w:pBdr>
+          <w:top w:val="none" w:color="000000" w:sz="4" w:space="0"/>
+          <w:left w:val="none" w:color="000000" w:sz="4" w:space="0"/>
+          <w:bottom w:val="none" w:color="000000" w:sz="4" w:space="0"/>
+          <w:right w:val="none" w:color="000000" w:sz="4" w:space="0"/>
+        </w:pBdr>
+        <w:spacing/>
+        <w:ind w:right="0" w:firstLine="0" w:left="0"/>
+        <w:rPr/>
+      </w:pPr>
+      <w:r>
+        <w:rPr>
+          <w:rFonts w:ascii="Times New Roman" w:hAnsi="Times New Roman" w:eastAsia="Times New Roman" w:cs="Times New Roman"/>
+          <w:color w:val="000000"/>
+          <w:sz w:val="24"/>
+        </w:rPr>
+        <w:t xml:space="preserve">A robust CSS Media Query breakpoint is implemented at </w:t>
+      </w:r>
+      <w:r>
+        <w:rPr>
+          <w:rFonts w:ascii="Courier New" w:hAnsi="Courier New" w:eastAsia="Courier New" w:cs="Courier New"/>
+          <w:color w:val="000000"/>
+          <w:sz w:val="20"/>
+        </w:rPr>
+        <w:t xml:space="preserve">768px</w:t>
+      </w:r>
+      <w:r>
+        <w:rPr>
+          <w:rFonts w:ascii="Times New Roman" w:hAnsi="Times New Roman" w:eastAsia="Times New Roman" w:cs="Times New Roman"/>
+          <w:color w:val="000000"/>
+          <w:sz w:val="24"/>
+        </w:rPr>
+        <w:t xml:space="preserve"> to transition layout states dynamically:</w:t>
+      </w:r>
+      <w:r/>
+    </w:p>
+    <w:p>
+      <w:pPr>
         <w:pStyle w:val="695"/>
         <w:numPr>
           <w:ilvl w:val="0"/>
-          <w:numId w:val="5"/>
+          <w:numId w:val="9"/>
         </w:numPr>
-        <w:pBdr/>
-        <w:spacing w:after="160" w:before="240" w:line="256" w:lineRule="auto"/>
-        <w:ind/>
-        <w:jc w:val="both"/>
-        <w:rPr>
+        <w:pBdr>
+          <w:top w:val="none" w:color="000000" w:sz="4" w:space="0"/>
+          <w:left w:val="none" w:color="000000" w:sz="4" w:space="0"/>
+          <w:bottom w:val="none" w:color="000000" w:sz="4" w:space="0"/>
+          <w:right w:val="none" w:color="000000" w:sz="4" w:space="0"/>
+        </w:pBdr>
+        <w:spacing/>
+        <w:ind w:right="0"/>
+        <w:rPr/>
+      </w:pPr>
+      <w:r>
+        <w:rPr>
+          <w:rFonts w:ascii="Times New Roman" w:hAnsi="Times New Roman" w:eastAsia="Times New Roman" w:cs="Times New Roman"/>
           <w:b/>
-          <w:bCs/>
-        </w:rPr>
-      </w:pPr>
-      <w:r>
-        <w:rPr>
-          <w:b/>
-          <w:bCs/>
-        </w:rPr>
-        <w:t xml:space="preserve">Overall Design:</w:t>
-      </w:r>
-      <w:r>
-        <w:rPr>
-          <w:b/>
-          <w:bCs/>
-        </w:rPr>
-      </w:r>
-    </w:p>
-    <w:p>
-      <w:pPr>
-        <w:pBdr/>
-        <w:spacing w:after="160" w:before="240" w:line="256" w:lineRule="auto"/>
-        <w:ind/>
-        <w:jc w:val="both"/>
-        <w:rPr>
-          <w:color w:val="000000" w:themeColor="text1"/>
-        </w:rPr>
-      </w:pPr>
-      <w:r>
-        <w:t xml:space="preserve">&lt;</w:t>
-      </w:r>
-      <w:r>
-        <w:t xml:space="preserve">D</w:t>
-      </w:r>
-      <w:r>
-        <w:t xml:space="preserve">escribe how t</w:t>
-      </w:r>
-      <w:r>
-        <w:rPr>
-          <w:color w:val="000000" w:themeColor="text1"/>
-        </w:rPr>
-        <w:t xml:space="preserve">he website design and styling follow the style and theme of the client. Include details about the colors </w:t>
-      </w:r>
-      <w:r>
-        <w:rPr>
-          <w:color w:val="000000" w:themeColor="text1"/>
-        </w:rPr>
-        <w:t xml:space="preserve">choices you made</w:t>
-      </w:r>
-      <w:r>
-        <w:rPr>
-          <w:color w:val="000000" w:themeColor="text1"/>
-        </w:rPr>
-        <w:t xml:space="preserve"> for different sections </w:t>
-      </w:r>
-      <w:r>
-        <w:rPr>
-          <w:color w:val="000000" w:themeColor="text1"/>
-        </w:rPr>
-        <w:t xml:space="preserve">(header, footer, and body) </w:t>
-      </w:r>
-      <w:r>
-        <w:rPr>
-          <w:color w:val="000000" w:themeColor="text1"/>
-        </w:rPr>
-        <w:t xml:space="preserve">and how components of the webpages conform to </w:t>
-      </w:r>
-      <w:r>
-        <w:rPr>
-          <w:color w:val="000000" w:themeColor="text1"/>
-        </w:rPr>
-        <w:t xml:space="preserve">your</w:t>
-      </w:r>
-      <w:r>
-        <w:rPr>
-          <w:color w:val="000000" w:themeColor="text1"/>
-        </w:rPr>
-        <w:t xml:space="preserve"> selected color palette</w:t>
-      </w:r>
-      <w:r>
-        <w:rPr>
-          <w:color w:val="000000" w:themeColor="text1"/>
-        </w:rPr>
-        <w:t xml:space="preserve">, </w:t>
-      </w:r>
-      <w:r>
-        <w:rPr>
-          <w:color w:val="000000" w:themeColor="text1"/>
-        </w:rPr>
-        <w:t xml:space="preserve">fonts</w:t>
-      </w:r>
-      <w:r>
-        <w:rPr>
-          <w:color w:val="000000" w:themeColor="text1"/>
-        </w:rPr>
-        <w:t xml:space="preserve">,</w:t>
-      </w:r>
-      <w:r>
-        <w:rPr>
-          <w:color w:val="000000" w:themeColor="text1"/>
-        </w:rPr>
-        <w:t xml:space="preserve"> </w:t>
-      </w:r>
-      <w:r>
-        <w:rPr>
-          <w:color w:val="000000" w:themeColor="text1"/>
-        </w:rPr>
-        <w:t xml:space="preserve">and</w:t>
-      </w:r>
-      <w:r>
-        <w:rPr>
-          <w:color w:val="000000" w:themeColor="text1"/>
-        </w:rPr>
-        <w:t xml:space="preserve"> typography choice</w:t>
-      </w:r>
-      <w:r>
-        <w:rPr>
-          <w:color w:val="000000" w:themeColor="text1"/>
-        </w:rPr>
-        <w:t xml:space="preserve">s</w:t>
-      </w:r>
-      <w:r>
-        <w:rPr>
-          <w:color w:val="000000" w:themeColor="text1"/>
-        </w:rPr>
-        <w:t xml:space="preserve">.</w:t>
-      </w:r>
-      <w:r>
-        <w:rPr>
-          <w:color w:val="000000" w:themeColor="text1"/>
-        </w:rPr>
-        <w:t xml:space="preserve">&gt;</w:t>
-      </w:r>
-      <w:r>
-        <w:rPr>
-          <w:color w:val="000000" w:themeColor="text1"/>
-        </w:rPr>
-      </w:r>
+          <w:color w:val="000000"/>
+          <w:sz w:val="24"/>
+        </w:rPr>
+        <w:t xml:space="preserve">Desktop View:</w:t>
+      </w:r>
+      <w:r>
+        <w:rPr>
+          <w:rFonts w:ascii="Times New Roman" w:hAnsi="Times New Roman" w:eastAsia="Times New Roman" w:cs="Times New Roman"/>
+          <w:color w:val="000000"/>
+          <w:sz w:val="24"/>
+        </w:rPr>
+        <w:t xml:space="preserve"> The persistent structural header aligns branding assets and primary navigation anchors horizontally across a strict 1200px max-width boundary. Product cards in the Gallery are rendered in a symmetric 3-column grid allocation layout.</w:t>
+      </w:r>
+      <w:r/>
     </w:p>
     <w:p>
       <w:pPr>
         <w:pStyle w:val="695"/>
         <w:numPr>
           <w:ilvl w:val="0"/>
-          <w:numId w:val="5"/>
+          <w:numId w:val="9"/>
         </w:numPr>
-        <w:pBdr/>
-        <w:spacing w:after="160" w:before="240" w:line="256" w:lineRule="auto"/>
-        <w:ind/>
-        <w:rPr>
+        <w:pBdr>
+          <w:top w:val="none" w:color="000000" w:sz="4" w:space="0"/>
+          <w:left w:val="none" w:color="000000" w:sz="4" w:space="0"/>
+          <w:bottom w:val="none" w:color="000000" w:sz="4" w:space="0"/>
+          <w:right w:val="none" w:color="000000" w:sz="4" w:space="0"/>
+        </w:pBdr>
+        <w:spacing/>
+        <w:ind w:right="0"/>
+        <w:rPr/>
+      </w:pPr>
+      <w:r>
+        <w:rPr>
+          <w:rFonts w:ascii="Times New Roman" w:hAnsi="Times New Roman" w:eastAsia="Times New Roman" w:cs="Times New Roman"/>
           <w:b/>
-          <w:bCs/>
-        </w:rPr>
-      </w:pPr>
-      <w:r>
-        <w:rPr>
-          <w:b/>
-          <w:bCs/>
-        </w:rPr>
-        <w:t xml:space="preserve">Accessibility:</w:t>
-      </w:r>
-      <w:r>
-        <w:rPr>
-          <w:b/>
-          <w:bCs/>
-        </w:rPr>
-      </w:r>
+          <w:color w:val="000000"/>
+          <w:sz w:val="24"/>
+        </w:rPr>
+        <w:t xml:space="preserve">Mobile responsive View:</w:t>
+      </w:r>
+      <w:r>
+        <w:rPr>
+          <w:rFonts w:ascii="Times New Roman" w:hAnsi="Times New Roman" w:eastAsia="Times New Roman" w:cs="Times New Roman"/>
+          <w:color w:val="000000"/>
+          <w:sz w:val="24"/>
+        </w:rPr>
+        <w:t xml:space="preserve"> Below </w:t>
+      </w:r>
+      <w:r>
+        <w:rPr>
+          <w:rFonts w:ascii="Courier New" w:hAnsi="Courier New" w:eastAsia="Courier New" w:cs="Courier New"/>
+          <w:color w:val="000000"/>
+          <w:sz w:val="20"/>
+        </w:rPr>
+        <w:t xml:space="preserve">768px</w:t>
+      </w:r>
+      <w:r>
+        <w:rPr>
+          <w:rFonts w:ascii="Times New Roman" w:hAnsi="Times New Roman" w:eastAsia="Times New Roman" w:cs="Times New Roman"/>
+          <w:color w:val="000000"/>
+          <w:sz w:val="24"/>
+        </w:rPr>
+        <w:t xml:space="preserve">, navigation items transition into a vertical stack layout, programmatically hidden or displayed via JavaScript interaction (Hamburger toggle). The Gallery grid smoothly re-flows into a single-column orientation to maximize screen real estate, eliminate ho</w:t>
+      </w:r>
+      <w:r>
+        <w:rPr>
+          <w:rFonts w:ascii="Times New Roman" w:hAnsi="Times New Roman" w:eastAsia="Times New Roman" w:cs="Times New Roman"/>
+          <w:color w:val="000000"/>
+          <w:sz w:val="24"/>
+        </w:rPr>
+        <w:t xml:space="preserve">rizontal overflow, and provide an ergonomic vertical scanning stream optimized for touch-driven tracking.</w:t>
+      </w:r>
+      <w:r/>
     </w:p>
     <w:p>
       <w:pPr>
-        <w:pBdr/>
-        <w:spacing w:after="160" w:before="240" w:line="256" w:lineRule="auto"/>
-        <w:ind/>
-        <w:jc w:val="both"/>
-        <w:rPr>
-          <w:color w:val="000000" w:themeColor="text1"/>
-          <w:lang w:val="en-US"/>
-        </w:rPr>
-      </w:pPr>
-      <w:r>
-        <w:rPr>
-          <w:i/>
-          <w:iCs/>
-          <w:color w:val="000000" w:themeColor="text1"/>
-          <w:lang w:val="en-US"/>
-        </w:rPr>
-        <w:t xml:space="preserve">To receive full credit</w:t>
-      </w:r>
-      <w:r>
-        <w:rPr>
-          <w:i/>
-          <w:iCs/>
-          <w:color w:val="000000" w:themeColor="text1"/>
-          <w:lang w:val="en-US"/>
-        </w:rPr>
-        <w:t xml:space="preserve">,</w:t>
-      </w:r>
-      <w:r>
-        <w:rPr>
-          <w:i/>
-          <w:iCs/>
-          <w:color w:val="000000" w:themeColor="text1"/>
-          <w:lang w:val="en-US"/>
-        </w:rPr>
-        <w:t xml:space="preserve"> you will need to include at least </w:t>
-      </w:r>
-      <w:r>
-        <w:rPr>
-          <w:i/>
-          <w:iCs/>
-          <w:color w:val="000000" w:themeColor="text1"/>
-          <w:lang w:val="en-US"/>
-        </w:rPr>
-        <w:t xml:space="preserve">three</w:t>
-      </w:r>
-      <w:r>
-        <w:rPr>
-          <w:i/>
-          <w:iCs/>
-          <w:color w:val="000000" w:themeColor="text1"/>
-          <w:lang w:val="en-US"/>
-        </w:rPr>
-        <w:t xml:space="preserve"> rationales for accessibility. Refer to </w:t>
-      </w:r>
-      <w:r>
-        <w:rPr>
-          <w:i/>
-          <w:iCs/>
-          <w:color w:val="000000" w:themeColor="text1"/>
-          <w:lang w:val="en-US"/>
-        </w:rPr>
-        <w:t xml:space="preserve">T</w:t>
-      </w:r>
-      <w:r>
-        <w:rPr>
-          <w:i/>
-          <w:iCs/>
-          <w:color w:val="000000" w:themeColor="text1"/>
-          <w:lang w:val="en-US"/>
-        </w:rPr>
-        <w:t xml:space="preserve">utorial 2.4.5 for accessibility best practices and accessibility testing. </w:t>
-      </w:r>
-      <w:r>
-        <w:rPr>
-          <w:color w:val="000000" w:themeColor="text1"/>
-          <w:lang w:val="en-US"/>
-        </w:rPr>
-        <w:t xml:space="preserve"> </w:t>
-      </w:r>
-      <w:r>
-        <w:rPr>
-          <w:color w:val="000000" w:themeColor="text1"/>
-          <w:lang w:val="en-US"/>
-        </w:rPr>
-      </w:r>
+        <w:pStyle w:val="685"/>
+        <w:pBdr>
+          <w:top w:val="none" w:color="000000" w:sz="4" w:space="0"/>
+          <w:left w:val="none" w:color="000000" w:sz="4" w:space="0"/>
+          <w:bottom w:val="none" w:color="000000" w:sz="4" w:space="0"/>
+          <w:right w:val="none" w:color="000000" w:sz="4" w:space="0"/>
+        </w:pBdr>
+        <w:spacing/>
+        <w:ind w:right="0" w:firstLine="0" w:left="0"/>
+        <w:rPr/>
+      </w:pPr>
+      <w:r>
+        <w:rPr>
+          <w:rFonts w:ascii="Times New Roman" w:hAnsi="Times New Roman" w:eastAsia="Times New Roman" w:cs="Times New Roman"/>
+          <w:b/>
+          <w:color w:val="000000"/>
+          <w:sz w:val="28"/>
+        </w:rPr>
+        <w:t xml:space="preserve">Web Accessibility Measures (WCAG 2.1 compliance)</w:t>
+      </w:r>
+      <w:r/>
     </w:p>
     <w:p>
       <w:pPr>
-        <w:pBdr/>
-        <w:spacing w:after="160" w:before="240" w:line="256" w:lineRule="auto"/>
-        <w:ind/>
-        <w:jc w:val="both"/>
-        <w:rPr>
-          <w:color w:val="000000" w:themeColor="text1"/>
-        </w:rPr>
-      </w:pPr>
-      <w:r>
-        <w:t xml:space="preserve">&lt;</w:t>
-      </w:r>
-      <w:r>
-        <w:t xml:space="preserve">d</w:t>
-      </w:r>
-      <w:r>
-        <w:t xml:space="preserve">escribe accessibility considerations in detail here</w:t>
-      </w:r>
-      <w:r>
-        <w:t xml:space="preserve">&gt;</w:t>
-      </w:r>
-      <w:r>
-        <w:t xml:space="preserve"> </w:t>
-      </w:r>
-      <w:r>
-        <w:rPr>
-          <w:color w:val="000000" w:themeColor="text1"/>
-        </w:rPr>
-      </w:r>
-    </w:p>
-    <w:p>
-      <w:pPr>
-        <w:pBdr/>
-        <w:spacing w:after="160" w:before="240" w:line="256" w:lineRule="auto"/>
-        <w:ind/>
-        <w:jc w:val="both"/>
-        <w:rPr>
-          <w:color w:val="000000" w:themeColor="text1"/>
-        </w:rPr>
-      </w:pPr>
-      <w:r>
-        <w:rPr>
-          <w:color w:val="000000" w:themeColor="text1"/>
-        </w:rPr>
-        <w:t xml:space="preserve">&lt;include details of your accessibility tests from </w:t>
-      </w:r>
-      <w:hyperlink r:id="rId13" w:tooltip="https://color.adobe.com/create/color-accessibility" w:history="1">
-        <w:r>
-          <w:rPr>
-            <w:rStyle w:val="696"/>
-          </w:rPr>
-          <w:t xml:space="preserve">https://color.adobe.com/create/color-accessibility</w:t>
-        </w:r>
-      </w:hyperlink>
-      <w:r>
-        <w:rPr>
-          <w:color w:val="000000" w:themeColor="text1"/>
-        </w:rPr>
-        <w:t xml:space="preserve">&gt;</w:t>
-      </w:r>
-      <w:r>
-        <w:rPr>
-          <w:color w:val="000000" w:themeColor="text1"/>
-        </w:rPr>
-      </w:r>
+        <w:pBdr>
+          <w:top w:val="none" w:color="000000" w:sz="4" w:space="0"/>
+          <w:left w:val="none" w:color="000000" w:sz="4" w:space="0"/>
+          <w:bottom w:val="none" w:color="000000" w:sz="4" w:space="0"/>
+          <w:right w:val="none" w:color="000000" w:sz="4" w:space="0"/>
+        </w:pBdr>
+        <w:spacing/>
+        <w:ind w:right="0" w:firstLine="0" w:left="0"/>
+        <w:rPr/>
+      </w:pPr>
+      <w:r>
+        <w:rPr>
+          <w:rFonts w:ascii="Times New Roman" w:hAnsi="Times New Roman" w:eastAsia="Times New Roman" w:cs="Times New Roman"/>
+          <w:color w:val="000000"/>
+          <w:sz w:val="24"/>
+        </w:rPr>
+        <w:t xml:space="preserve">Accessibility serves as a core programmatic foundation for the styling logic:</w:t>
+      </w:r>
+      <w:r/>
     </w:p>
     <w:p>
       <w:pPr>
         <w:pStyle w:val="695"/>
         <w:numPr>
           <w:ilvl w:val="0"/>
-          <w:numId w:val="5"/>
+          <w:numId w:val="9"/>
         </w:numPr>
-        <w:pBdr/>
-        <w:spacing w:after="160" w:before="240" w:line="256" w:lineRule="auto"/>
-        <w:ind/>
-        <w:jc w:val="both"/>
-        <w:rPr>
-          <w:color w:val="000000" w:themeColor="text1"/>
-        </w:rPr>
-      </w:pPr>
-      <w:r>
-        <w:rPr>
+        <w:pBdr>
+          <w:top w:val="none" w:color="000000" w:sz="4" w:space="0"/>
+          <w:left w:val="none" w:color="000000" w:sz="4" w:space="0"/>
+          <w:bottom w:val="none" w:color="000000" w:sz="4" w:space="0"/>
+          <w:right w:val="none" w:color="000000" w:sz="4" w:space="0"/>
+        </w:pBdr>
+        <w:spacing/>
+        <w:ind w:right="0"/>
+        <w:rPr/>
+      </w:pPr>
+      <w:r>
+        <w:rPr>
+          <w:rFonts w:ascii="Times New Roman" w:hAnsi="Times New Roman" w:eastAsia="Times New Roman" w:cs="Times New Roman"/>
           <w:b/>
-          <w:bCs/>
-          <w:color w:val="000000" w:themeColor="text1"/>
-        </w:rPr>
-        <w:t xml:space="preserve">Responsive Web Design:</w:t>
-      </w:r>
-      <w:r>
-        <w:rPr>
-          <w:color w:val="000000" w:themeColor="text1"/>
-        </w:rPr>
-      </w:r>
+          <w:color w:val="000000"/>
+          <w:sz w:val="24"/>
+        </w:rPr>
+        <w:t xml:space="preserve">Color Contrast Standards:</w:t>
+      </w:r>
+      <w:r>
+        <w:rPr>
+          <w:rFonts w:ascii="Times New Roman" w:hAnsi="Times New Roman" w:eastAsia="Times New Roman" w:cs="Times New Roman"/>
+          <w:color w:val="000000"/>
+          <w:sz w:val="24"/>
+        </w:rPr>
+        <w:t xml:space="preserve"> The structural choice of Dark Charcoal text (</w:t>
+      </w:r>
+      <w:r>
+        <w:rPr>
+          <w:rFonts w:ascii="Courier New" w:hAnsi="Courier New" w:eastAsia="Courier New" w:cs="Courier New"/>
+          <w:color w:val="000000"/>
+          <w:sz w:val="20"/>
+        </w:rPr>
+        <w:t xml:space="preserve">#2B2B2B</w:t>
+      </w:r>
+      <w:r>
+        <w:rPr>
+          <w:rFonts w:ascii="Times New Roman" w:hAnsi="Times New Roman" w:eastAsia="Times New Roman" w:cs="Times New Roman"/>
+          <w:color w:val="000000"/>
+          <w:sz w:val="24"/>
+        </w:rPr>
+        <w:t xml:space="preserve">) overlaid upon a Soft Beige/Sand background (</w:t>
+      </w:r>
+      <w:r>
+        <w:rPr>
+          <w:rFonts w:ascii="Courier New" w:hAnsi="Courier New" w:eastAsia="Courier New" w:cs="Courier New"/>
+          <w:color w:val="000000"/>
+          <w:sz w:val="20"/>
+        </w:rPr>
+        <w:t xml:space="preserve">#F4F1EA</w:t>
+      </w:r>
+      <w:r>
+        <w:rPr>
+          <w:rFonts w:ascii="Times New Roman" w:hAnsi="Times New Roman" w:eastAsia="Times New Roman" w:cs="Times New Roman"/>
+          <w:color w:val="000000"/>
+          <w:sz w:val="24"/>
+        </w:rPr>
+        <w:t xml:space="preserve">) ensures a superb contrast ratio exceeding the </w:t>
+      </w:r>
+      <w:r>
+        <w:rPr>
+          <w:rFonts w:ascii="Times New Roman" w:hAnsi="Times New Roman" w:eastAsia="Times New Roman" w:cs="Times New Roman"/>
+          <w:b/>
+          <w:color w:val="000000"/>
+          <w:sz w:val="24"/>
+        </w:rPr>
+        <w:t xml:space="preserve">4.5:1 requirement</w:t>
+      </w:r>
+      <w:r>
+        <w:rPr>
+          <w:rFonts w:ascii="Times New Roman" w:hAnsi="Times New Roman" w:eastAsia="Times New Roman" w:cs="Times New Roman"/>
+          <w:color w:val="000000"/>
+          <w:sz w:val="24"/>
+        </w:rPr>
+        <w:t xml:space="preserve"> defined by WCAG 2.1 AA for regular text body content.</w:t>
+      </w:r>
+      <w:r/>
     </w:p>
     <w:p>
       <w:pPr>
-        <w:pBdr/>
-        <w:spacing w:after="160" w:before="240" w:line="256" w:lineRule="auto"/>
-        <w:ind/>
-        <w:jc w:val="both"/>
-        <w:rPr>
-          <w:i/>
-          <w:iCs/>
-          <w:color w:val="000000" w:themeColor="text1"/>
-          <w:lang w:val="en-US"/>
-        </w:rPr>
-      </w:pPr>
-      <w:r>
-        <w:rPr>
-          <w:i/>
-          <w:iCs/>
-          <w:color w:val="000000" w:themeColor="text1"/>
-          <w:lang w:val="en-US"/>
-        </w:rPr>
-        <w:t xml:space="preserve">To receive full credit</w:t>
-      </w:r>
-      <w:r>
-        <w:rPr>
-          <w:i/>
-          <w:iCs/>
-          <w:color w:val="000000" w:themeColor="text1"/>
-          <w:lang w:val="en-US"/>
-        </w:rPr>
-        <w:t xml:space="preserve">,</w:t>
-      </w:r>
-      <w:r>
-        <w:rPr>
-          <w:i/>
-          <w:iCs/>
-          <w:color w:val="000000" w:themeColor="text1"/>
-          <w:lang w:val="en-US"/>
-        </w:rPr>
-        <w:t xml:space="preserve"> you will need to include at least </w:t>
-      </w:r>
-      <w:r>
-        <w:rPr>
-          <w:i/>
-          <w:iCs/>
-          <w:color w:val="000000" w:themeColor="text1"/>
-          <w:lang w:val="en-US"/>
-        </w:rPr>
-        <w:t xml:space="preserve">three</w:t>
-      </w:r>
-      <w:r>
-        <w:rPr>
-          <w:i/>
-          <w:iCs/>
-          <w:color w:val="000000" w:themeColor="text1"/>
-          <w:lang w:val="en-US"/>
-        </w:rPr>
-        <w:t xml:space="preserve"> RWD elements and rationales. Refer to </w:t>
-      </w:r>
-      <w:r>
-        <w:rPr>
-          <w:i/>
-          <w:iCs/>
-          <w:color w:val="000000" w:themeColor="text1"/>
-          <w:lang w:val="en-US"/>
-        </w:rPr>
-        <w:t xml:space="preserve">T</w:t>
-      </w:r>
-      <w:r>
-        <w:rPr>
-          <w:i/>
-          <w:iCs/>
-          <w:color w:val="000000" w:themeColor="text1"/>
-          <w:lang w:val="en-US"/>
-        </w:rPr>
-        <w:t xml:space="preserve">utorials 2.4.6 and 2.4.7 for RWD.  </w:t>
-      </w:r>
-      <w:r>
-        <w:rPr>
-          <w:i/>
-          <w:iCs/>
-          <w:color w:val="000000" w:themeColor="text1"/>
-          <w:lang w:val="en-US"/>
-        </w:rPr>
-      </w:r>
+        <w:pStyle w:val="695"/>
+        <w:numPr>
+          <w:ilvl w:val="0"/>
+          <w:numId w:val="9"/>
+        </w:numPr>
+        <w:pBdr>
+          <w:top w:val="none" w:color="000000" w:sz="4" w:space="0"/>
+          <w:left w:val="none" w:color="000000" w:sz="4" w:space="0"/>
+          <w:bottom w:val="none" w:color="000000" w:sz="4" w:space="0"/>
+          <w:right w:val="none" w:color="000000" w:sz="4" w:space="0"/>
+        </w:pBdr>
+        <w:spacing/>
+        <w:ind w:right="0"/>
+        <w:rPr/>
+      </w:pPr>
+      <w:r>
+        <w:rPr>
+          <w:rFonts w:ascii="Times New Roman" w:hAnsi="Times New Roman" w:eastAsia="Times New Roman" w:cs="Times New Roman"/>
+          <w:b/>
+          <w:color w:val="000000"/>
+          <w:sz w:val="24"/>
+        </w:rPr>
+        <w:t xml:space="preserve">Visual Focus Cues:</w:t>
+      </w:r>
+      <w:r>
+        <w:rPr>
+          <w:rFonts w:ascii="Times New Roman" w:hAnsi="Times New Roman" w:eastAsia="Times New Roman" w:cs="Times New Roman"/>
+          <w:color w:val="000000"/>
+          <w:sz w:val="24"/>
+        </w:rPr>
+        <w:t xml:space="preserve"> High-interactivity trigger tags, including contextual anchor nodes and primary command buttons (</w:t>
+      </w:r>
+      <w:r>
+        <w:rPr>
+          <w:rFonts w:ascii="Courier New" w:hAnsi="Courier New" w:eastAsia="Courier New" w:cs="Courier New"/>
+          <w:color w:val="000000"/>
+          <w:sz w:val="20"/>
+        </w:rPr>
+        <w:t xml:space="preserve">.btn-primary</w:t>
+      </w:r>
+      <w:r>
+        <w:rPr>
+          <w:rFonts w:ascii="Times New Roman" w:hAnsi="Times New Roman" w:eastAsia="Times New Roman" w:cs="Times New Roman"/>
+          <w:color w:val="000000"/>
+          <w:sz w:val="24"/>
+        </w:rPr>
+        <w:t xml:space="preserve">, </w:t>
+      </w:r>
+      <w:r>
+        <w:rPr>
+          <w:rFonts w:ascii="Courier New" w:hAnsi="Courier New" w:eastAsia="Courier New" w:cs="Courier New"/>
+          <w:color w:val="000000"/>
+          <w:sz w:val="20"/>
+        </w:rPr>
+        <w:t xml:space="preserve">.cta-button</w:t>
+      </w:r>
+      <w:r>
+        <w:rPr>
+          <w:rFonts w:ascii="Times New Roman" w:hAnsi="Times New Roman" w:eastAsia="Times New Roman" w:cs="Times New Roman"/>
+          <w:color w:val="000000"/>
+          <w:sz w:val="24"/>
+        </w:rPr>
+        <w:t xml:space="preserve">), receive absolute color shifts, brightness modifications, and transform filter alterations upon hover states to provide clear cognitive feedback.</w:t>
+      </w:r>
+      <w:r/>
     </w:p>
     <w:p>
       <w:pPr>
-        <w:pBdr/>
-        <w:spacing w:after="160" w:before="240" w:line="256" w:lineRule="auto"/>
-        <w:ind/>
-        <w:jc w:val="both"/>
+        <w:pStyle w:val="695"/>
+        <w:numPr>
+          <w:ilvl w:val="0"/>
+          <w:numId w:val="9"/>
+        </w:numPr>
+        <w:pBdr>
+          <w:top w:val="none" w:color="000000" w:sz="4" w:space="0"/>
+          <w:left w:val="none" w:color="000000" w:sz="4" w:space="0"/>
+          <w:bottom w:val="none" w:color="000000" w:sz="4" w:space="0"/>
+          <w:right w:val="none" w:color="000000" w:sz="4" w:space="0"/>
+        </w:pBdr>
+        <w:spacing/>
+        <w:ind w:right="0"/>
         <w:rPr/>
       </w:pPr>
       <w:r>
-        <w:t xml:space="preserve">&lt;describe responsive web design considerations in detail here&gt;</w:t>
+        <w:rPr>
+          <w:rFonts w:ascii="Times New Roman" w:hAnsi="Times New Roman" w:eastAsia="Times New Roman" w:cs="Times New Roman"/>
+          <w:b/>
+          <w:color w:val="000000"/>
+          <w:sz w:val="24"/>
+        </w:rPr>
+        <w:t xml:space="preserve">Semantic Scaling:</w:t>
+      </w:r>
+      <w:r>
+        <w:rPr>
+          <w:rFonts w:ascii="Times New Roman" w:hAnsi="Times New Roman" w:eastAsia="Times New Roman" w:cs="Times New Roman"/>
+          <w:color w:val="000000"/>
+          <w:sz w:val="24"/>
+        </w:rPr>
+        <w:t xml:space="preserve"> Font dimensions are declared using relative </w:t>
+      </w:r>
+      <w:r>
+        <w:rPr>
+          <w:rFonts w:ascii="Courier New" w:hAnsi="Courier New" w:eastAsia="Courier New" w:cs="Courier New"/>
+          <w:color w:val="000000"/>
+          <w:sz w:val="20"/>
+        </w:rPr>
+        <w:t xml:space="preserve">rem</w:t>
+      </w:r>
+      <w:r>
+        <w:rPr>
+          <w:rFonts w:ascii="Times New Roman" w:hAnsi="Times New Roman" w:eastAsia="Times New Roman" w:cs="Times New Roman"/>
+          <w:color w:val="000000"/>
+          <w:sz w:val="24"/>
+        </w:rPr>
+        <w:t xml:space="preserve"> units tied to the root element. This allows users with visual impairments to leverage browser-native text-magnification tools without breaking layout configurations or causing text clipping.</w:t>
       </w:r>
       <w:r/>
     </w:p>
@@ -2531,42 +2532,115 @@
     </w:p>
     <w:p>
       <w:pPr>
+        <w:pStyle w:val="685"/>
+        <w:pBdr>
+          <w:top w:val="none" w:color="000000" w:sz="4" w:space="0"/>
+          <w:left w:val="none" w:color="000000" w:sz="4" w:space="0"/>
+          <w:bottom w:val="none" w:color="000000" w:sz="4" w:space="0"/>
+          <w:right w:val="none" w:color="000000" w:sz="4" w:space="0"/>
+        </w:pBdr>
+        <w:spacing/>
+        <w:ind w:right="0" w:firstLine="0" w:left="0"/>
+        <w:rPr/>
+      </w:pPr>
+      <w:r>
+        <w:rPr>
+          <w:rFonts w:ascii="Times New Roman" w:hAnsi="Times New Roman" w:eastAsia="Times New Roman" w:cs="Times New Roman"/>
+          <w:b/>
+          <w:color w:val="000000"/>
+          <w:sz w:val="28"/>
+        </w:rPr>
+        <w:t xml:space="preserve">Core Interactive Features Explained</w:t>
+      </w:r>
+      <w:r/>
+    </w:p>
+    <w:p>
+      <w:pPr>
+        <w:pBdr>
+          <w:top w:val="none" w:color="000000" w:sz="4" w:space="0"/>
+          <w:left w:val="none" w:color="000000" w:sz="4" w:space="0"/>
+          <w:bottom w:val="none" w:color="000000" w:sz="4" w:space="0"/>
+          <w:right w:val="none" w:color="000000" w:sz="4" w:space="0"/>
+        </w:pBdr>
+        <w:spacing/>
+        <w:ind w:right="0" w:firstLine="0" w:left="0"/>
+        <w:rPr/>
+      </w:pPr>
+      <w:r>
+        <w:rPr>
+          <w:rFonts w:ascii="Times New Roman" w:hAnsi="Times New Roman" w:eastAsia="Times New Roman" w:cs="Times New Roman"/>
+          <w:color w:val="000000"/>
+          <w:sz w:val="24"/>
+        </w:rPr>
+        <w:t xml:space="preserve">The </w:t>
+      </w:r>
+      <w:r>
+        <w:rPr>
+          <w:rFonts w:ascii="Courier New" w:hAnsi="Courier New" w:eastAsia="Courier New" w:cs="Courier New"/>
+          <w:color w:val="000000"/>
+          <w:sz w:val="20"/>
+        </w:rPr>
+        <w:t xml:space="preserve">script.js</w:t>
+      </w:r>
+      <w:r>
+        <w:rPr>
+          <w:rFonts w:ascii="Times New Roman" w:hAnsi="Times New Roman" w:eastAsia="Times New Roman" w:cs="Times New Roman"/>
+          <w:color w:val="000000"/>
+          <w:sz w:val="24"/>
+        </w:rPr>
+        <w:t xml:space="preserve"> asset houses custom structural scripts written in strict vanilla ECMAScript, operating without reliance on bloated third-party framework dependencies:</w:t>
+      </w:r>
+      <w:r/>
+    </w:p>
+    <w:p>
+      <w:pPr>
         <w:pStyle w:val="695"/>
         <w:numPr>
           <w:ilvl w:val="0"/>
-          <w:numId w:val="4"/>
+          <w:numId w:val="10"/>
         </w:numPr>
-        <w:pBdr/>
-        <w:spacing w:after="160" w:before="240" w:line="256" w:lineRule="auto"/>
-        <w:ind/>
-        <w:rPr>
+        <w:pBdr>
+          <w:top w:val="none" w:color="000000" w:sz="4" w:space="0"/>
+          <w:left w:val="none" w:color="000000" w:sz="4" w:space="0"/>
+          <w:bottom w:val="none" w:color="000000" w:sz="4" w:space="0"/>
+          <w:right w:val="none" w:color="000000" w:sz="4" w:space="0"/>
+        </w:pBdr>
+        <w:spacing/>
+        <w:ind w:right="0"/>
+        <w:rPr/>
+      </w:pPr>
+      <w:r>
+        <w:rPr>
+          <w:rFonts w:ascii="Times New Roman" w:hAnsi="Times New Roman" w:eastAsia="Times New Roman" w:cs="Times New Roman"/>
           <w:b/>
-          <w:bCs/>
-        </w:rPr>
-      </w:pPr>
-      <w:r>
-        <w:rPr>
-          <w:b/>
-          <w:bCs/>
-        </w:rPr>
-        <w:t xml:space="preserve">Navigation Bar:</w:t>
-      </w:r>
-      <w:r>
-        <w:rPr>
-          <w:b/>
-          <w:bCs/>
-        </w:rPr>
-      </w:r>
-    </w:p>
-    <w:p>
-      <w:pPr>
-        <w:pBdr/>
-        <w:spacing w:after="160" w:before="240" w:line="256" w:lineRule="auto"/>
-        <w:ind/>
-        <w:rPr/>
-      </w:pPr>
-      <w:r>
-        <w:t xml:space="preserve">&lt;describe website functionality in detail here&gt;</w:t>
+          <w:color w:val="000000"/>
+          <w:sz w:val="24"/>
+        </w:rPr>
+        <w:t xml:space="preserve">Mobile Hamburger Toggling:</w:t>
+      </w:r>
+      <w:r>
+        <w:rPr>
+          <w:rFonts w:ascii="Times New Roman" w:hAnsi="Times New Roman" w:eastAsia="Times New Roman" w:cs="Times New Roman"/>
+          <w:color w:val="000000"/>
+          <w:sz w:val="24"/>
+        </w:rPr>
+        <w:t xml:space="preserve"> Binds to the DOM event lifecycle to monitor configuration shifts. Upon activation, it injects class tokens into the element block while maintaining explicit accessibility mapping by updating the </w:t>
+      </w:r>
+      <w:r>
+        <w:rPr>
+          <w:rFonts w:ascii="Courier New" w:hAnsi="Courier New" w:eastAsia="Courier New" w:cs="Courier New"/>
+          <w:color w:val="000000"/>
+          <w:sz w:val="20"/>
+        </w:rPr>
+        <w:t xml:space="preserve">aria-expanded</w:t>
+      </w:r>
+      <w:r>
+        <w:rPr>
+          <w:rFonts w:ascii="Times New Roman" w:hAnsi="Times New Roman" w:eastAsia="Times New Roman" w:cs="Times New Roman"/>
+          <w:color w:val="000000"/>
+          <w:sz w:val="24"/>
+        </w:rPr>
+        <w:t xml:space="preserve"> flag to assist screen-reading software.</w:t>
       </w:r>
       <w:r/>
     </w:p>
@@ -2575,80 +2649,180 @@
         <w:pStyle w:val="695"/>
         <w:numPr>
           <w:ilvl w:val="0"/>
-          <w:numId w:val="4"/>
+          <w:numId w:val="10"/>
         </w:numPr>
-        <w:pBdr/>
-        <w:spacing w:after="160" w:before="240" w:line="256" w:lineRule="auto"/>
-        <w:ind/>
-        <w:rPr>
+        <w:pBdr>
+          <w:top w:val="none" w:color="000000" w:sz="4" w:space="0"/>
+          <w:left w:val="none" w:color="000000" w:sz="4" w:space="0"/>
+          <w:bottom w:val="none" w:color="000000" w:sz="4" w:space="0"/>
+          <w:right w:val="none" w:color="000000" w:sz="4" w:space="0"/>
+        </w:pBdr>
+        <w:spacing/>
+        <w:ind w:right="0"/>
+        <w:rPr/>
+      </w:pPr>
+      <w:r>
+        <w:rPr>
+          <w:rFonts w:ascii="Times New Roman" w:hAnsi="Times New Roman" w:eastAsia="Times New Roman" w:cs="Times New Roman"/>
           <w:b/>
-          <w:bCs/>
-        </w:rPr>
-      </w:pPr>
-      <w:r>
-        <w:rPr>
-          <w:b/>
-          <w:bCs/>
-        </w:rPr>
-        <w:t xml:space="preserve">Subscribe Feature:</w:t>
-      </w:r>
-      <w:r>
-        <w:rPr>
-          <w:b/>
-          <w:bCs/>
-        </w:rPr>
-      </w:r>
-    </w:p>
-    <w:p>
-      <w:pPr>
-        <w:pBdr/>
-        <w:spacing w:after="160" w:before="240" w:line="256" w:lineRule="auto"/>
-        <w:ind/>
-        <w:rPr/>
-      </w:pPr>
-      <w:r>
-        <w:t xml:space="preserve">&lt;describe website functionality in detail here&gt;</w:t>
+          <w:color w:val="000000"/>
+          <w:sz w:val="24"/>
+        </w:rPr>
+        <w:t xml:space="preserve">Newsletter Action Handler:</w:t>
+      </w:r>
+      <w:r>
+        <w:rPr>
+          <w:rFonts w:ascii="Times New Roman" w:hAnsi="Times New Roman" w:eastAsia="Times New Roman" w:cs="Times New Roman"/>
+          <w:color w:val="000000"/>
+          <w:sz w:val="24"/>
+        </w:rPr>
+        <w:t xml:space="preserve"> Intercepts submission payloads, verifies data integrity natively, and triggers a clean, confirmation browser dialog to simulate transactional resolution.</w:t>
       </w:r>
       <w:r/>
     </w:p>
     <w:p>
       <w:pPr>
+        <w:pStyle w:val="685"/>
+        <w:pBdr>
+          <w:top w:val="none" w:color="000000" w:sz="4" w:space="0"/>
+          <w:left w:val="none" w:color="000000" w:sz="4" w:space="0"/>
+          <w:bottom w:val="none" w:color="000000" w:sz="4" w:space="0"/>
+          <w:right w:val="none" w:color="000000" w:sz="4" w:space="0"/>
+        </w:pBdr>
+        <w:spacing/>
+        <w:ind w:right="0" w:firstLine="0" w:left="0"/>
+        <w:rPr/>
+      </w:pPr>
+      <w:r>
+        <w:rPr>
+          <w:rFonts w:ascii="Times New Roman" w:hAnsi="Times New Roman" w:eastAsia="Times New Roman" w:cs="Times New Roman"/>
+          <w:b/>
+          <w:color w:val="000000"/>
+          <w:sz w:val="28"/>
+        </w:rPr>
+        <w:t xml:space="preserve">Shopping Cart Technical Architecture</w:t>
+      </w:r>
+      <w:r/>
+    </w:p>
+    <w:p>
+      <w:pPr>
+        <w:pBdr>
+          <w:top w:val="none" w:color="000000" w:sz="4" w:space="0"/>
+          <w:left w:val="none" w:color="000000" w:sz="4" w:space="0"/>
+          <w:bottom w:val="none" w:color="000000" w:sz="4" w:space="0"/>
+          <w:right w:val="none" w:color="000000" w:sz="4" w:space="0"/>
+        </w:pBdr>
+        <w:spacing/>
+        <w:ind w:right="0" w:firstLine="0" w:left="0"/>
+        <w:rPr/>
+      </w:pPr>
+      <w:r>
+        <w:rPr>
+          <w:rFonts w:ascii="Times New Roman" w:hAnsi="Times New Roman" w:eastAsia="Times New Roman" w:cs="Times New Roman"/>
+          <w:color w:val="000000"/>
+          <w:sz w:val="24"/>
+        </w:rPr>
+        <w:t xml:space="preserve">The shopping cart ecosystem delivers structural persistence through state validation hooks mapped directly to individual HTML markup layers:</w:t>
+      </w:r>
+      <w:r/>
+    </w:p>
+    <w:p>
+      <w:pPr>
         <w:pStyle w:val="695"/>
         <w:numPr>
           <w:ilvl w:val="0"/>
-          <w:numId w:val="4"/>
+          <w:numId w:val="10"/>
         </w:numPr>
-        <w:pBdr/>
-        <w:spacing w:after="160" w:before="240" w:line="256" w:lineRule="auto"/>
-        <w:ind/>
-        <w:rPr>
+        <w:pBdr>
+          <w:top w:val="none" w:color="000000" w:sz="4" w:space="0"/>
+          <w:left w:val="none" w:color="000000" w:sz="4" w:space="0"/>
+          <w:bottom w:val="none" w:color="000000" w:sz="4" w:space="0"/>
+          <w:right w:val="none" w:color="000000" w:sz="4" w:space="0"/>
+        </w:pBdr>
+        <w:spacing/>
+        <w:ind w:right="0"/>
+        <w:rPr/>
+      </w:pPr>
+      <w:r>
+        <w:rPr>
+          <w:rFonts w:ascii="Times New Roman" w:hAnsi="Times New Roman" w:eastAsia="Times New Roman" w:cs="Times New Roman"/>
           <w:b/>
-          <w:bCs/>
-        </w:rPr>
-      </w:pPr>
-      <w:r>
-        <w:rPr>
-          <w:b/>
-          <w:bCs/>
-        </w:rPr>
-        <w:t xml:space="preserve">Add to Cart Feature:</w:t>
-      </w:r>
-      <w:r>
-        <w:rPr>
-          <w:b/>
-          <w:bCs/>
-        </w:rPr>
-      </w:r>
-    </w:p>
-    <w:p>
-      <w:pPr>
-        <w:pBdr/>
-        <w:spacing w:after="160" w:before="240" w:line="256" w:lineRule="auto"/>
-        <w:ind/>
-        <w:rPr/>
-      </w:pPr>
-      <w:r>
-        <w:t xml:space="preserve">&lt;describe website functionality in detail here&gt;</w:t>
+          <w:color w:val="000000"/>
+          <w:sz w:val="24"/>
+        </w:rPr>
+        <w:t xml:space="preserve">Item Addition Logic:</w:t>
+      </w:r>
+      <w:r>
+        <w:rPr>
+          <w:rFonts w:ascii="Times New Roman" w:hAnsi="Times New Roman" w:eastAsia="Times New Roman" w:cs="Times New Roman"/>
+          <w:color w:val="000000"/>
+          <w:sz w:val="24"/>
+        </w:rPr>
+        <w:t xml:space="preserve"> Product entities in the Gallery explicitly state contextual product attributes through custom HTML5 data schemas (</w:t>
+      </w:r>
+      <w:r>
+        <w:rPr>
+          <w:rFonts w:ascii="Courier New" w:hAnsi="Courier New" w:eastAsia="Courier New" w:cs="Courier New"/>
+          <w:color w:val="000000"/>
+          <w:sz w:val="20"/>
+        </w:rPr>
+        <w:t xml:space="preserve">data-id</w:t>
+      </w:r>
+      <w:r>
+        <w:rPr>
+          <w:rFonts w:ascii="Times New Roman" w:hAnsi="Times New Roman" w:eastAsia="Times New Roman" w:cs="Times New Roman"/>
+          <w:color w:val="000000"/>
+          <w:sz w:val="24"/>
+        </w:rPr>
+        <w:t xml:space="preserve">, </w:t>
+      </w:r>
+      <w:r>
+        <w:rPr>
+          <w:rFonts w:ascii="Courier New" w:hAnsi="Courier New" w:eastAsia="Courier New" w:cs="Courier New"/>
+          <w:color w:val="000000"/>
+          <w:sz w:val="20"/>
+        </w:rPr>
+        <w:t xml:space="preserve">data-name</w:t>
+      </w:r>
+      <w:r>
+        <w:rPr>
+          <w:rFonts w:ascii="Times New Roman" w:hAnsi="Times New Roman" w:eastAsia="Times New Roman" w:cs="Times New Roman"/>
+          <w:color w:val="000000"/>
+          <w:sz w:val="24"/>
+        </w:rPr>
+        <w:t xml:space="preserve">, </w:t>
+      </w:r>
+      <w:r>
+        <w:rPr>
+          <w:rFonts w:ascii="Courier New" w:hAnsi="Courier New" w:eastAsia="Courier New" w:cs="Courier New"/>
+          <w:color w:val="000000"/>
+          <w:sz w:val="20"/>
+        </w:rPr>
+        <w:t xml:space="preserve">data-price</w:t>
+      </w:r>
+      <w:r>
+        <w:rPr>
+          <w:rFonts w:ascii="Times New Roman" w:hAnsi="Times New Roman" w:eastAsia="Times New Roman" w:cs="Times New Roman"/>
+          <w:color w:val="000000"/>
+          <w:sz w:val="24"/>
+        </w:rPr>
+        <w:t xml:space="preserve">). When a user triggers an </w:t>
+      </w:r>
+      <w:r>
+        <w:rPr>
+          <w:rFonts w:ascii="Courier New" w:hAnsi="Courier New" w:eastAsia="Courier New" w:cs="Courier New"/>
+          <w:color w:val="000000"/>
+          <w:sz w:val="20"/>
+        </w:rPr>
+        <w:t xml:space="preserve">.add-to-cart-btn</w:t>
+      </w:r>
+      <w:r>
+        <w:rPr>
+          <w:rFonts w:ascii="Times New Roman" w:hAnsi="Times New Roman" w:eastAsia="Times New Roman" w:cs="Times New Roman"/>
+          <w:color w:val="000000"/>
+          <w:sz w:val="24"/>
+        </w:rPr>
+        <w:t xml:space="preserve"> node, JavaScript grabs these data fields, validates whether a match already exists within the runtime array to update the quantity modifier, or appends a fresh object structure.</w:t>
       </w:r>
       <w:r/>
     </w:p>
@@ -2657,39 +2831,67 @@
         <w:pStyle w:val="695"/>
         <w:numPr>
           <w:ilvl w:val="0"/>
-          <w:numId w:val="4"/>
+          <w:numId w:val="10"/>
         </w:numPr>
-        <w:pBdr/>
-        <w:spacing w:after="160" w:before="240" w:line="256" w:lineRule="auto"/>
-        <w:ind/>
-        <w:rPr>
+        <w:pBdr>
+          <w:top w:val="none" w:color="000000" w:sz="4" w:space="0"/>
+          <w:left w:val="none" w:color="000000" w:sz="4" w:space="0"/>
+          <w:bottom w:val="none" w:color="000000" w:sz="4" w:space="0"/>
+          <w:right w:val="none" w:color="000000" w:sz="4" w:space="0"/>
+        </w:pBdr>
+        <w:spacing/>
+        <w:ind w:right="0"/>
+        <w:rPr/>
+      </w:pPr>
+      <w:r>
+        <w:rPr>
+          <w:rFonts w:ascii="Times New Roman" w:hAnsi="Times New Roman" w:eastAsia="Times New Roman" w:cs="Times New Roman"/>
           <w:b/>
-          <w:bCs/>
-        </w:rPr>
-      </w:pPr>
-      <w:r>
-        <w:rPr>
+          <w:color w:val="000000"/>
+          <w:sz w:val="24"/>
+        </w:rPr>
+        <w:t xml:space="preserve">User Feedback &amp; Modal Control:</w:t>
+      </w:r>
+      <w:r>
+        <w:rPr>
+          <w:rFonts w:ascii="Times New Roman" w:hAnsi="Times New Roman" w:eastAsia="Times New Roman" w:cs="Times New Roman"/>
+          <w:color w:val="000000"/>
+          <w:sz w:val="24"/>
+        </w:rPr>
+        <w:t xml:space="preserve"> Once cached, the script generates the precise assignment alert string </w:t>
+      </w:r>
+      <w:r>
+        <w:rPr>
+          <w:rFonts w:ascii="Times New Roman" w:hAnsi="Times New Roman" w:eastAsia="Times New Roman" w:cs="Times New Roman"/>
           <w:b/>
-          <w:bCs/>
-        </w:rPr>
-        <w:t xml:space="preserve">View Cart Feature:</w:t>
-      </w:r>
-      <w:r>
-        <w:rPr>
-          <w:b/>
-          <w:bCs/>
-        </w:rPr>
-      </w:r>
-    </w:p>
-    <w:p>
-      <w:pPr>
-        <w:pBdr/>
-        <w:spacing w:after="160" w:before="240" w:line="256" w:lineRule="auto"/>
-        <w:ind/>
-        <w:rPr/>
-      </w:pPr>
-      <w:r>
-        <w:t xml:space="preserve">&lt;describe website functionality in detail here&gt;</w:t>
+          <w:color w:val="000000"/>
+          <w:sz w:val="24"/>
+        </w:rPr>
+        <w:t xml:space="preserve">"Item added."</w:t>
+      </w:r>
+      <w:r>
+        <w:rPr>
+          <w:rFonts w:ascii="Times New Roman" w:hAnsi="Times New Roman" w:eastAsia="Times New Roman" w:cs="Times New Roman"/>
+          <w:color w:val="000000"/>
+          <w:sz w:val="24"/>
+        </w:rPr>
+        <w:t xml:space="preserve"> dynamically. The "View Cart" interface maps to a hidden modal architecture, transitioning its layout parameters on-screen via a </w:t>
+      </w:r>
+      <w:r>
+        <w:rPr>
+          <w:rFonts w:ascii="Courier New" w:hAnsi="Courier New" w:eastAsia="Courier New" w:cs="Courier New"/>
+          <w:color w:val="000000"/>
+          <w:sz w:val="20"/>
+        </w:rPr>
+        <w:t xml:space="preserve">.show</w:t>
+      </w:r>
+      <w:r>
+        <w:rPr>
+          <w:rFonts w:ascii="Times New Roman" w:hAnsi="Times New Roman" w:eastAsia="Times New Roman" w:cs="Times New Roman"/>
+          <w:color w:val="000000"/>
+          <w:sz w:val="24"/>
+        </w:rPr>
+        <w:t xml:space="preserve"> class injector.</w:t>
       </w:r>
       <w:r/>
     </w:p>
@@ -2698,42 +2900,590 @@
         <w:pStyle w:val="695"/>
         <w:numPr>
           <w:ilvl w:val="0"/>
-          <w:numId w:val="4"/>
+          <w:numId w:val="10"/>
         </w:numPr>
-        <w:pBdr/>
-        <w:spacing w:after="160" w:before="240" w:line="256" w:lineRule="auto"/>
-        <w:ind/>
-        <w:rPr>
+        <w:pBdr>
+          <w:top w:val="none" w:color="000000" w:sz="4" w:space="0"/>
+          <w:left w:val="none" w:color="000000" w:sz="4" w:space="0"/>
+          <w:bottom w:val="none" w:color="000000" w:sz="4" w:space="0"/>
+          <w:right w:val="none" w:color="000000" w:sz="4" w:space="0"/>
+        </w:pBdr>
+        <w:spacing/>
+        <w:ind w:right="0"/>
+        <w:rPr/>
+      </w:pPr>
+      <w:r>
+        <w:rPr>
+          <w:rFonts w:ascii="Times New Roman" w:hAnsi="Times New Roman" w:eastAsia="Times New Roman" w:cs="Times New Roman"/>
           <w:b/>
-          <w:bCs/>
-        </w:rPr>
-      </w:pPr>
-      <w:r>
-        <w:rPr>
+          <w:color w:val="000000"/>
+          <w:sz w:val="24"/>
+        </w:rPr>
+        <w:t xml:space="preserve">State Manipulation:</w:t>
+      </w:r>
+      <w:r>
+        <w:rPr>
+          <w:rFonts w:ascii="Times New Roman" w:hAnsi="Times New Roman" w:eastAsia="Times New Roman" w:cs="Times New Roman"/>
+          <w:color w:val="000000"/>
+          <w:sz w:val="24"/>
+        </w:rPr>
+        <w:t xml:space="preserve"> The modal displays an updated itemization layout calculating transactional aggregates inline via array reduction techniques. Selecting "Clear Cart" purges the data array completely, while the "Process Order" button prints out the mandatory confirmation di</w:t>
+      </w:r>
+      <w:r>
+        <w:rPr>
+          <w:rFonts w:ascii="Times New Roman" w:hAnsi="Times New Roman" w:eastAsia="Times New Roman" w:cs="Times New Roman"/>
+          <w:color w:val="000000"/>
+          <w:sz w:val="24"/>
+        </w:rPr>
+        <w:t xml:space="preserve">alogue text: </w:t>
+      </w:r>
+      <w:r>
+        <w:rPr>
+          <w:rFonts w:ascii="Times New Roman" w:hAnsi="Times New Roman" w:eastAsia="Times New Roman" w:cs="Times New Roman"/>
           <w:b/>
-          <w:bCs/>
-        </w:rPr>
-        <w:t xml:space="preserve">Contact Us Feature:</w:t>
-      </w:r>
-      <w:r>
-        <w:rPr>
-          <w:b/>
-          <w:bCs/>
-        </w:rPr>
-      </w:r>
+          <w:color w:val="000000"/>
+          <w:sz w:val="24"/>
+        </w:rPr>
+        <w:t xml:space="preserve">"Thank you for your order."</w:t>
+      </w:r>
+      <w:r/>
     </w:p>
     <w:p>
       <w:pPr>
-        <w:pBdr/>
-        <w:spacing w:after="160" w:before="240" w:line="256" w:lineRule="auto"/>
-        <w:ind/>
+        <w:pStyle w:val="683"/>
+        <w:keepNext w:val="false"/>
+        <w:keepLines w:val="false"/>
+        <w:pBdr/>
+        <w:spacing w:before="480" w:line="256" w:lineRule="auto"/>
+        <w:ind/>
+        <w:rPr>
+          <w:b/>
+        </w:rPr>
+      </w:pPr>
+      <w:r/>
+      <w:bookmarkStart w:id="5" w:name="_heading=h.vx80ncakgkk"/>
+      <w:r/>
+      <w:bookmarkEnd w:id="5"/>
+      <w:r>
+        <w:rPr>
+          <w:b/>
+        </w:rPr>
+        <w:t xml:space="preserve">Web Data Storage</w:t>
+      </w:r>
+      <w:r>
+        <w:rPr>
+          <w:b/>
+        </w:rPr>
+      </w:r>
+    </w:p>
+    <w:p>
+      <w:pPr>
+        <w:pStyle w:val="685"/>
+        <w:pBdr>
+          <w:top w:val="none" w:color="000000" w:sz="4" w:space="0"/>
+          <w:left w:val="none" w:color="000000" w:sz="4" w:space="0"/>
+          <w:bottom w:val="none" w:color="000000" w:sz="4" w:space="0"/>
+          <w:right w:val="none" w:color="000000" w:sz="4" w:space="0"/>
+        </w:pBdr>
+        <w:spacing w:before="0" w:line="276" w:lineRule="auto"/>
+        <w:ind w:right="0" w:firstLine="0" w:left="0"/>
         <w:rPr/>
       </w:pPr>
       <w:r>
-        <w:t xml:space="preserve">&lt;describe website functionality in detail here&gt;</w:t>
+        <w:rPr>
+          <w:rFonts w:ascii="Arial" w:hAnsi="Arial" w:eastAsia="Arial" w:cs="Arial"/>
+          <w:b/>
+          <w:color w:val="000000"/>
+          <w:sz w:val="28"/>
+        </w:rPr>
+        <w:t xml:space="preserve">Web Storage Backend Breakdown (Local vs. Session Storage)</w:t>
       </w:r>
       <w:r/>
     </w:p>
+    <w:p>
+      <w:pPr>
+        <w:pBdr>
+          <w:top w:val="none" w:color="000000" w:sz="4" w:space="0"/>
+          <w:left w:val="none" w:color="000000" w:sz="4" w:space="0"/>
+          <w:bottom w:val="none" w:color="000000" w:sz="4" w:space="0"/>
+          <w:right w:val="none" w:color="000000" w:sz="4" w:space="0"/>
+        </w:pBdr>
+        <w:spacing w:before="0" w:line="276" w:lineRule="auto"/>
+        <w:ind w:right="0" w:firstLine="0" w:left="0"/>
+        <w:rPr/>
+      </w:pPr>
+      <w:r>
+        <w:rPr>
+          <w:rFonts w:ascii="Arial" w:hAnsi="Arial" w:eastAsia="Arial" w:cs="Arial"/>
+          <w:color w:val="000000"/>
+          <w:sz w:val="24"/>
+        </w:rPr>
+        <w:t xml:space="preserve">The about.html input form layout utilizes a calculated dual-storage persistence approach to manage user context securely and intelligently:</w:t>
+      </w:r>
+      <w:r/>
+    </w:p>
+    <w:tbl>
+      <w:tblPr>
+        <w:tblStyle w:val="12"/>
+        <w:tblInd w:w="0" w:type="dxa"/>
+        <w:tblW w:w="0" w:type="auto"/>
+        <w:tblBorders>
+          <w:top w:val="none" w:color="000000" w:sz="4" w:space="0"/>
+          <w:left w:val="none" w:color="000000" w:sz="4" w:space="0"/>
+          <w:bottom w:val="none" w:color="000000" w:sz="4" w:space="0"/>
+          <w:right w:val="none" w:color="000000" w:sz="4" w:space="0"/>
+          <w:insideH w:val="none" w:color="000000" w:sz="4" w:space="0"/>
+          <w:insideV w:val="none" w:color="000000" w:sz="4" w:space="0"/>
+        </w:tblBorders>
+        <w:tblLayout w:type="fixed"/>
+        <w:tblLook w:val="04A0" w:firstRow="1" w:lastRow="0" w:firstColumn="1" w:lastColumn="0" w:noHBand="0" w:noVBand="1"/>
+      </w:tblPr>
+      <w:tblGrid>
+        <w:gridCol w:w="1280"/>
+        <w:gridCol w:w="2949"/>
+        <w:gridCol w:w="5131"/>
+      </w:tblGrid>
+      <w:tr>
+        <w:trPr/>
+        <w:tc>
+          <w:tcPr>
+            <w:tcBorders>
+              <w:top w:val="single" w:color="c4c7c5" w:sz="6" w:space="0"/>
+              <w:left w:val="single" w:color="c4c7c5" w:sz="6" w:space="0"/>
+              <w:bottom w:val="single" w:color="c4c7c5" w:sz="6" w:space="0"/>
+              <w:right w:val="single" w:color="c4c7c5" w:sz="6" w:space="0"/>
+            </w:tcBorders>
+            <w:tcMar>
+              <w:left w:w="180" w:type="dxa"/>
+              <w:top w:w="120" w:type="dxa"/>
+              <w:right w:w="180" w:type="dxa"/>
+              <w:bottom w:w="120" w:type="dxa"/>
+            </w:tcMar>
+            <w:tcW w:w="1280" w:type="dxa"/>
+            <w:vAlign w:val="center"/>
+          </w:tcPr>
+          <w:p>
+            <w:pPr>
+              <w:pBdr/>
+              <w:spacing w:after="0" w:before="0" w:line="240"/>
+              <w:ind/>
+              <w:rPr/>
+            </w:pPr>
+            <w:r>
+              <w:rPr>
+                <w:rFonts w:ascii="Arial" w:hAnsi="Arial" w:eastAsia="Arial" w:cs="Arial"/>
+                <w:b/>
+                <w:color w:val="000000"/>
+                <w:sz w:val="24"/>
+              </w:rPr>
+              <w:t xml:space="preserve">Storage Type</w:t>
+            </w:r>
+            <w:r/>
+          </w:p>
+        </w:tc>
+        <w:tc>
+          <w:tcPr>
+            <w:tcBorders>
+              <w:top w:val="single" w:color="c4c7c5" w:sz="6" w:space="0"/>
+              <w:left w:val="single" w:color="c4c7c5" w:sz="6" w:space="0"/>
+              <w:bottom w:val="single" w:color="c4c7c5" w:sz="6" w:space="0"/>
+              <w:right w:val="single" w:color="c4c7c5" w:sz="6" w:space="0"/>
+            </w:tcBorders>
+            <w:tcMar>
+              <w:left w:w="180" w:type="dxa"/>
+              <w:top w:w="120" w:type="dxa"/>
+              <w:right w:w="180" w:type="dxa"/>
+              <w:bottom w:w="120" w:type="dxa"/>
+            </w:tcMar>
+            <w:tcW w:w="2949" w:type="dxa"/>
+            <w:vAlign w:val="center"/>
+          </w:tcPr>
+          <w:p>
+            <w:pPr>
+              <w:pBdr/>
+              <w:spacing w:after="0" w:before="0" w:line="240"/>
+              <w:ind/>
+              <w:rPr/>
+            </w:pPr>
+            <w:r>
+              <w:rPr>
+                <w:rFonts w:ascii="Arial" w:hAnsi="Arial" w:eastAsia="Arial" w:cs="Arial"/>
+                <w:b/>
+                <w:color w:val="000000"/>
+                <w:sz w:val="24"/>
+              </w:rPr>
+              <w:t xml:space="preserve">Target Form Data Fields</w:t>
+            </w:r>
+            <w:r/>
+          </w:p>
+        </w:tc>
+        <w:tc>
+          <w:tcPr>
+            <w:tcBorders>
+              <w:top w:val="single" w:color="c4c7c5" w:sz="6" w:space="0"/>
+              <w:left w:val="single" w:color="c4c7c5" w:sz="6" w:space="0"/>
+              <w:bottom w:val="single" w:color="c4c7c5" w:sz="6" w:space="0"/>
+              <w:right w:val="single" w:color="c4c7c5" w:sz="6" w:space="0"/>
+            </w:tcBorders>
+            <w:tcMar>
+              <w:left w:w="180" w:type="dxa"/>
+              <w:top w:w="120" w:type="dxa"/>
+              <w:right w:w="180" w:type="dxa"/>
+              <w:bottom w:w="120" w:type="dxa"/>
+            </w:tcMar>
+            <w:tcW w:w="5131" w:type="dxa"/>
+            <w:vAlign w:val="center"/>
+          </w:tcPr>
+          <w:p>
+            <w:pPr>
+              <w:pBdr/>
+              <w:spacing w:after="0" w:before="0" w:line="240"/>
+              <w:ind/>
+              <w:rPr/>
+            </w:pPr>
+            <w:r>
+              <w:rPr>
+                <w:rFonts w:ascii="Arial" w:hAnsi="Arial" w:eastAsia="Arial" w:cs="Arial"/>
+                <w:b/>
+                <w:color w:val="000000"/>
+                <w:sz w:val="24"/>
+              </w:rPr>
+              <w:t xml:space="preserve">Technical Rationale &amp; Lifecycle</w:t>
+            </w:r>
+            <w:r/>
+          </w:p>
+        </w:tc>
+      </w:tr>
+      <w:tr>
+        <w:trPr/>
+        <w:tc>
+          <w:tcPr>
+            <w:tcBorders>
+              <w:top w:val="single" w:color="c4c7c5" w:sz="6" w:space="0"/>
+              <w:left w:val="single" w:color="c4c7c5" w:sz="6" w:space="0"/>
+              <w:bottom w:val="single" w:color="c4c7c5" w:sz="6" w:space="0"/>
+              <w:right w:val="single" w:color="c4c7c5" w:sz="6" w:space="0"/>
+            </w:tcBorders>
+            <w:tcMar>
+              <w:left w:w="180" w:type="dxa"/>
+              <w:top w:w="120" w:type="dxa"/>
+              <w:right w:w="180" w:type="dxa"/>
+              <w:bottom w:w="120" w:type="dxa"/>
+            </w:tcMar>
+            <w:tcW w:w="1280" w:type="dxa"/>
+            <w:vAlign w:val="center"/>
+          </w:tcPr>
+          <w:p>
+            <w:pPr>
+              <w:pBdr/>
+              <w:spacing w:after="0" w:before="0" w:line="240"/>
+              <w:ind/>
+              <w:rPr/>
+            </w:pPr>
+            <w:r>
+              <w:rPr>
+                <w:rFonts w:ascii="Arial" w:hAnsi="Arial" w:eastAsia="Arial" w:cs="Arial"/>
+                <w:b/>
+                <w:color w:val="000000"/>
+                <w:sz w:val="24"/>
+              </w:rPr>
+              <w:t xml:space="preserve">Local Storage</w:t>
+            </w:r>
+            <w:r/>
+          </w:p>
+        </w:tc>
+        <w:tc>
+          <w:tcPr>
+            <w:tcBorders>
+              <w:top w:val="single" w:color="c4c7c5" w:sz="6" w:space="0"/>
+              <w:left w:val="single" w:color="c4c7c5" w:sz="6" w:space="0"/>
+              <w:bottom w:val="single" w:color="c4c7c5" w:sz="6" w:space="0"/>
+              <w:right w:val="single" w:color="c4c7c5" w:sz="6" w:space="0"/>
+            </w:tcBorders>
+            <w:tcMar>
+              <w:left w:w="180" w:type="dxa"/>
+              <w:top w:w="120" w:type="dxa"/>
+              <w:right w:w="180" w:type="dxa"/>
+              <w:bottom w:w="120" w:type="dxa"/>
+            </w:tcMar>
+            <w:tcW w:w="2949" w:type="dxa"/>
+            <w:vAlign w:val="center"/>
+          </w:tcPr>
+          <w:p>
+            <w:pPr>
+              <w:pBdr>
+                <w:top w:val="none" w:color="000000" w:sz="4" w:space="0"/>
+                <w:left w:val="none" w:color="000000" w:sz="4" w:space="0"/>
+                <w:bottom w:val="none" w:color="000000" w:sz="4" w:space="0"/>
+                <w:right w:val="none" w:color="000000" w:sz="4" w:space="0"/>
+              </w:pBdr>
+              <w:spacing w:after="0" w:before="0" w:line="276" w:lineRule="auto"/>
+              <w:ind w:right="0" w:firstLine="0" w:left="0"/>
+              <w:rPr/>
+            </w:pPr>
+            <w:r>
+              <w:rPr>
+                <w:rFonts w:ascii="Arial" w:hAnsi="Arial" w:eastAsia="Arial" w:cs="Arial"/>
+                <w:color w:val="000000"/>
+                <w:sz w:val="24"/>
+              </w:rPr>
+              <w:t xml:space="preserve">Full Name (user-name)</w:t>
+            </w:r>
+            <w:r/>
+          </w:p>
+          <w:p>
+            <w:pPr>
+              <w:pBdr/>
+              <w:spacing w:after="0" w:before="0" w:line="240"/>
+              <w:ind/>
+              <w:rPr/>
+            </w:pPr>
+            <w:r/>
+          </w:p>
+          <w:p>
+            <w:pPr>
+              <w:pBdr>
+                <w:top w:val="none" w:color="000000" w:sz="4" w:space="0"/>
+                <w:left w:val="none" w:color="000000" w:sz="4" w:space="0"/>
+                <w:bottom w:val="none" w:color="000000" w:sz="4" w:space="0"/>
+                <w:right w:val="none" w:color="000000" w:sz="4" w:space="0"/>
+              </w:pBdr>
+              <w:spacing w:after="0" w:before="0" w:line="276" w:lineRule="auto"/>
+              <w:ind w:right="0" w:firstLine="0" w:left="0"/>
+              <w:rPr/>
+            </w:pPr>
+            <w:r>
+              <w:rPr>
+                <w:rFonts w:ascii="Arial" w:hAnsi="Arial" w:eastAsia="Arial" w:cs="Arial"/>
+                <w:color w:val="000000"/>
+                <w:sz w:val="24"/>
+              </w:rPr>
+              <w:t xml:space="preserve">Email Address (user-email)</w:t>
+            </w:r>
+            <w:r/>
+          </w:p>
+          <w:p>
+            <w:pPr>
+              <w:pBdr/>
+              <w:spacing w:after="0" w:before="0" w:line="240"/>
+              <w:ind/>
+              <w:rPr/>
+            </w:pPr>
+            <w:r/>
+          </w:p>
+          <w:p>
+            <w:pPr>
+              <w:pBdr>
+                <w:top w:val="none" w:color="000000" w:sz="4" w:space="0"/>
+                <w:left w:val="none" w:color="000000" w:sz="4" w:space="0"/>
+                <w:bottom w:val="none" w:color="000000" w:sz="4" w:space="0"/>
+                <w:right w:val="none" w:color="000000" w:sz="4" w:space="0"/>
+              </w:pBdr>
+              <w:spacing w:after="0" w:before="0" w:line="276" w:lineRule="auto"/>
+              <w:ind w:right="0" w:firstLine="0" w:left="0"/>
+              <w:rPr/>
+            </w:pPr>
+            <w:r>
+              <w:rPr>
+                <w:rFonts w:ascii="Arial" w:hAnsi="Arial" w:eastAsia="Arial" w:cs="Arial"/>
+                <w:color w:val="000000"/>
+                <w:sz w:val="24"/>
+              </w:rPr>
+              <w:t xml:space="preserve">Phone Number (user-phone)</w:t>
+            </w:r>
+            <w:r/>
+          </w:p>
+        </w:tc>
+        <w:tc>
+          <w:tcPr>
+            <w:tcBorders>
+              <w:top w:val="single" w:color="c4c7c5" w:sz="6" w:space="0"/>
+              <w:left w:val="single" w:color="c4c7c5" w:sz="6" w:space="0"/>
+              <w:bottom w:val="single" w:color="c4c7c5" w:sz="6" w:space="0"/>
+              <w:right w:val="single" w:color="c4c7c5" w:sz="6" w:space="0"/>
+            </w:tcBorders>
+            <w:tcMar>
+              <w:left w:w="180" w:type="dxa"/>
+              <w:top w:w="120" w:type="dxa"/>
+              <w:right w:w="180" w:type="dxa"/>
+              <w:bottom w:w="120" w:type="dxa"/>
+            </w:tcMar>
+            <w:tcW w:w="5131" w:type="dxa"/>
+            <w:vAlign w:val="center"/>
+          </w:tcPr>
+          <w:p>
+            <w:pPr>
+              <w:pBdr/>
+              <w:spacing w:after="0" w:before="0" w:line="240"/>
+              <w:ind/>
+              <w:rPr/>
+            </w:pPr>
+            <w:r>
+              <w:rPr>
+                <w:rFonts w:ascii="Arial" w:hAnsi="Arial" w:eastAsia="Arial" w:cs="Arial"/>
+                <w:color w:val="000000"/>
+                <w:sz w:val="24"/>
+              </w:rPr>
+              <w:t xml:space="preserve">Used to store the customer's permanent baseline profile identity. This data persists indefinitely across separate browser sessions or device reboots, sparing returning visitors from re-typing key identity credentials.</w:t>
+            </w:r>
+            <w:r/>
+          </w:p>
+        </w:tc>
+      </w:tr>
+      <w:tr>
+        <w:trPr/>
+        <w:tc>
+          <w:tcPr>
+            <w:tcBorders>
+              <w:top w:val="single" w:color="c4c7c5" w:sz="6" w:space="0"/>
+              <w:left w:val="single" w:color="c4c7c5" w:sz="6" w:space="0"/>
+              <w:bottom w:val="single" w:color="c4c7c5" w:sz="6" w:space="0"/>
+              <w:right w:val="single" w:color="c4c7c5" w:sz="6" w:space="0"/>
+            </w:tcBorders>
+            <w:tcMar>
+              <w:left w:w="180" w:type="dxa"/>
+              <w:top w:w="120" w:type="dxa"/>
+              <w:right w:w="180" w:type="dxa"/>
+              <w:bottom w:w="120" w:type="dxa"/>
+            </w:tcMar>
+            <w:tcW w:w="1280" w:type="dxa"/>
+            <w:vAlign w:val="center"/>
+          </w:tcPr>
+          <w:p>
+            <w:pPr>
+              <w:pBdr/>
+              <w:spacing w:after="0" w:before="0" w:line="240"/>
+              <w:ind/>
+              <w:rPr/>
+            </w:pPr>
+            <w:r>
+              <w:rPr>
+                <w:rFonts w:ascii="Arial" w:hAnsi="Arial" w:eastAsia="Arial" w:cs="Arial"/>
+                <w:b/>
+                <w:color w:val="000000"/>
+                <w:sz w:val="24"/>
+              </w:rPr>
+              <w:t xml:space="preserve">Session Storage</w:t>
+            </w:r>
+            <w:r/>
+          </w:p>
+        </w:tc>
+        <w:tc>
+          <w:tcPr>
+            <w:tcBorders>
+              <w:top w:val="single" w:color="c4c7c5" w:sz="6" w:space="0"/>
+              <w:left w:val="single" w:color="c4c7c5" w:sz="6" w:space="0"/>
+              <w:bottom w:val="single" w:color="c4c7c5" w:sz="6" w:space="0"/>
+              <w:right w:val="single" w:color="c4c7c5" w:sz="6" w:space="0"/>
+            </w:tcBorders>
+            <w:tcMar>
+              <w:left w:w="180" w:type="dxa"/>
+              <w:top w:w="120" w:type="dxa"/>
+              <w:right w:w="180" w:type="dxa"/>
+              <w:bottom w:w="120" w:type="dxa"/>
+            </w:tcMar>
+            <w:tcW w:w="2949" w:type="dxa"/>
+            <w:vAlign w:val="center"/>
+          </w:tcPr>
+          <w:p>
+            <w:pPr>
+              <w:pBdr>
+                <w:top w:val="none" w:color="000000" w:sz="4" w:space="0"/>
+                <w:left w:val="none" w:color="000000" w:sz="4" w:space="0"/>
+                <w:bottom w:val="none" w:color="000000" w:sz="4" w:space="0"/>
+                <w:right w:val="none" w:color="000000" w:sz="4" w:space="0"/>
+              </w:pBdr>
+              <w:spacing w:after="0" w:before="0" w:line="276" w:lineRule="auto"/>
+              <w:ind w:right="0" w:firstLine="0" w:left="0"/>
+              <w:rPr/>
+            </w:pPr>
+            <w:r>
+              <w:rPr>
+                <w:rFonts w:ascii="Arial" w:hAnsi="Arial" w:eastAsia="Arial" w:cs="Arial"/>
+                <w:color w:val="000000"/>
+                <w:sz w:val="24"/>
+              </w:rPr>
+              <w:t xml:space="preserve">Specific Feedback Message (form-message)</w:t>
+            </w:r>
+            <w:r/>
+          </w:p>
+          <w:p>
+            <w:pPr>
+              <w:pBdr/>
+              <w:spacing w:after="0" w:before="0" w:line="240"/>
+              <w:ind/>
+              <w:rPr/>
+            </w:pPr>
+            <w:r/>
+          </w:p>
+          <w:p>
+            <w:pPr>
+              <w:pBdr>
+                <w:top w:val="none" w:color="000000" w:sz="4" w:space="0"/>
+                <w:left w:val="none" w:color="000000" w:sz="4" w:space="0"/>
+                <w:bottom w:val="none" w:color="000000" w:sz="4" w:space="0"/>
+                <w:right w:val="none" w:color="000000" w:sz="4" w:space="0"/>
+              </w:pBdr>
+              <w:spacing w:after="0" w:before="0" w:line="276" w:lineRule="auto"/>
+              <w:ind w:right="0" w:firstLine="0" w:left="0"/>
+              <w:rPr/>
+            </w:pPr>
+            <w:r>
+              <w:rPr>
+                <w:rFonts w:ascii="Arial" w:hAnsi="Arial" w:eastAsia="Arial" w:cs="Arial"/>
+                <w:color w:val="000000"/>
+                <w:sz w:val="24"/>
+              </w:rPr>
+              <w:t xml:space="preserve">Custom Order Flag (custom-order-flag)</w:t>
+            </w:r>
+            <w:r/>
+          </w:p>
+        </w:tc>
+        <w:tc>
+          <w:tcPr>
+            <w:tcBorders>
+              <w:top w:val="single" w:color="c4c7c5" w:sz="6" w:space="0"/>
+              <w:left w:val="single" w:color="c4c7c5" w:sz="6" w:space="0"/>
+              <w:bottom w:val="single" w:color="c4c7c5" w:sz="6" w:space="0"/>
+              <w:right w:val="single" w:color="c4c7c5" w:sz="6" w:space="0"/>
+            </w:tcBorders>
+            <w:tcMar>
+              <w:left w:w="180" w:type="dxa"/>
+              <w:top w:w="120" w:type="dxa"/>
+              <w:right w:w="180" w:type="dxa"/>
+              <w:bottom w:w="120" w:type="dxa"/>
+            </w:tcMar>
+            <w:tcW w:w="5131" w:type="dxa"/>
+            <w:vAlign w:val="center"/>
+          </w:tcPr>
+          <w:p>
+            <w:pPr>
+              <w:pBdr/>
+              <w:spacing w:after="0" w:before="0" w:line="240"/>
+              <w:ind/>
+              <w:rPr/>
+            </w:pPr>
+            <w:r>
+              <w:rPr>
+                <w:rFonts w:ascii="Arial" w:hAnsi="Arial" w:eastAsia="Arial" w:cs="Arial"/>
+                <w:color w:val="000000"/>
+                <w:sz w:val="24"/>
+              </w:rPr>
+              <w:t xml:space="preserve">Used for transient data relevant only to the immediate transactional request. The data is temporarily cached to protect input progress from accidental page refreshes, but is wiped out immediately once the tab is closed or the form is processed to ensure cl</w:t>
+            </w:r>
+            <w:r>
+              <w:rPr>
+                <w:rFonts w:ascii="Arial" w:hAnsi="Arial" w:eastAsia="Arial" w:cs="Arial"/>
+                <w:color w:val="000000"/>
+                <w:sz w:val="24"/>
+              </w:rPr>
+              <w:t xml:space="preserve">ean session state management.</w:t>
+            </w:r>
+            <w:r/>
+          </w:p>
+        </w:tc>
+      </w:tr>
+    </w:tbl>
     <w:p>
       <w:pPr>
         <w:pBdr/>
@@ -2746,147 +3496,25 @@
     </w:p>
     <w:p>
       <w:pPr>
-        <w:pStyle w:val="683"/>
-        <w:keepNext w:val="false"/>
-        <w:keepLines w:val="false"/>
-        <w:pBdr/>
-        <w:spacing w:before="480" w:line="256" w:lineRule="auto"/>
-        <w:ind/>
-        <w:rPr>
-          <w:b/>
-        </w:rPr>
+        <w:pBdr/>
+        <w:spacing w:after="160" w:before="240" w:line="256" w:lineRule="auto"/>
+        <w:ind/>
+        <w:rPr/>
       </w:pPr>
       <w:r/>
-      <w:bookmarkStart w:id="5" w:name="_heading=h.vx80ncakgkk"/>
-      <w:r/>
-      <w:bookmarkEnd w:id="5"/>
-      <w:r>
-        <w:rPr>
-          <w:b/>
-        </w:rPr>
-        <w:t xml:space="preserve">Web Data Storage</w:t>
-      </w:r>
-      <w:r>
-        <w:rPr>
-          <w:b/>
-        </w:rPr>
-      </w:r>
-    </w:p>
-    <w:p>
-      <w:pPr>
-        <w:pBdr/>
-        <w:spacing w:after="160" w:before="240" w:line="256" w:lineRule="auto"/>
-        <w:ind/>
-        <w:rPr/>
-      </w:pPr>
-      <w:r>
-        <w:t xml:space="preserve">&lt;</w:t>
-      </w:r>
-      <w:r>
-        <w:t xml:space="preserve">describe your </w:t>
-      </w:r>
-      <w:r>
-        <w:t xml:space="preserve">how your website’s data storage </w:t>
-      </w:r>
-      <w:r>
-        <w:t xml:space="preserve">works in detail </w:t>
-      </w:r>
-      <w:r>
-        <w:t xml:space="preserve">here&gt;</w:t>
-      </w:r>
-      <w:r/>
-    </w:p>
-    <w:p>
-      <w:pPr>
-        <w:pStyle w:val="695"/>
-        <w:numPr>
-          <w:ilvl w:val="0"/>
-          <w:numId w:val="3"/>
-        </w:numPr>
-        <w:pBdr/>
-        <w:spacing w:after="160" w:before="240" w:line="256" w:lineRule="auto"/>
-        <w:ind/>
-        <w:rPr>
-          <w:b/>
-          <w:bCs/>
-        </w:rPr>
-      </w:pPr>
-      <w:r>
-        <w:rPr>
-          <w:b/>
-          <w:bCs/>
-        </w:rPr>
-        <w:t xml:space="preserve">Shopping Cart Feature:</w:t>
-      </w:r>
-      <w:r>
-        <w:rPr>
-          <w:b/>
-          <w:bCs/>
-        </w:rPr>
-      </w:r>
-    </w:p>
-    <w:p>
-      <w:pPr>
-        <w:pBdr/>
-        <w:spacing w:after="160" w:before="240" w:line="256" w:lineRule="auto"/>
-        <w:ind/>
-        <w:rPr/>
-      </w:pPr>
-      <w:r>
-        <w:t xml:space="preserve">&lt;describe your how your </w:t>
-      </w:r>
-      <w:r>
-        <w:t xml:space="preserve">S</w:t>
-      </w:r>
-      <w:r>
-        <w:t xml:space="preserve">hopping </w:t>
-      </w:r>
-      <w:r>
-        <w:t xml:space="preserve">C</w:t>
-      </w:r>
-      <w:r>
-        <w:t xml:space="preserve">art feature uses data storage in detail here&gt;</w:t>
-      </w:r>
-      <w:r/>
-    </w:p>
-    <w:p>
-      <w:pPr>
-        <w:pBdr/>
-        <w:spacing w:after="160" w:before="240" w:line="256" w:lineRule="auto"/>
-        <w:ind/>
-        <w:rPr/>
-      </w:pPr>
       <w:r/>
       <w:r/>
     </w:p>
     <w:p>
       <w:pPr>
-        <w:pStyle w:val="695"/>
-        <w:numPr>
-          <w:ilvl w:val="0"/>
-          <w:numId w:val="3"/>
-        </w:numPr>
         <w:pBdr/>
         <w:spacing w:after="160" w:before="240" w:line="256" w:lineRule="auto"/>
         <w:ind/>
-        <w:rPr>
-          <w:b/>
-          <w:bCs/>
-        </w:rPr>
-      </w:pPr>
-      <w:r>
-        <w:rPr>
-          <w:b/>
-          <w:bCs/>
-        </w:rPr>
-        <w:t xml:space="preserve">Contact Us Feature:</w:t>
-      </w:r>
-      <w:r>
-        <w:rPr>
-          <w:b/>
-          <w:bCs/>
-        </w:rPr>
-      </w:r>
+        <w:rPr/>
+      </w:pPr>
+      <w:r/>
+      <w:r/>
+      <w:r/>
     </w:p>
     <w:p>
       <w:pPr>
@@ -2895,21 +3523,19 @@
         <w:ind/>
         <w:rPr/>
       </w:pPr>
-      <w:r>
-        <w:t xml:space="preserve">&lt;describe your how your </w:t>
-      </w:r>
-      <w:r>
-        <w:t xml:space="preserve">C</w:t>
-      </w:r>
-      <w:r>
-        <w:t xml:space="preserve">ontact </w:t>
-      </w:r>
-      <w:r>
-        <w:t xml:space="preserve">U</w:t>
-      </w:r>
-      <w:r>
-        <w:t xml:space="preserve">s feature uses data storage in detail here&gt;</w:t>
-      </w:r>
+      <w:r/>
+      <w:r/>
+      <w:r/>
+    </w:p>
+    <w:p>
+      <w:pPr>
+        <w:pBdr/>
+        <w:spacing w:after="160" w:before="240" w:line="256" w:lineRule="auto"/>
+        <w:ind/>
+        <w:rPr/>
+      </w:pPr>
+      <w:r/>
+      <w:r/>
       <w:r/>
     </w:p>
     <w:p>
@@ -6018,6 +6644,300 @@
   </w:abstractNum>
   <w:abstractNum w:abstractNumId="7">
     <w:nsid w:val="0D622BFA"/>
+    <w:lvl w:ilvl="0">
+      <w:isLgl w:val="false"/>
+      <w:lvlJc w:val="left"/>
+      <w:lvlText w:val="·"/>
+      <w:numFmt w:val="bullet"/>
+      <w:pPr>
+        <w:pBdr/>
+        <w:spacing/>
+        <w:ind w:hanging="360" w:left="709"/>
+      </w:pPr>
+      <w:rPr>
+        <w:rFonts w:hint="default" w:ascii="Symbol" w:hAnsi="Symbol" w:eastAsia="Symbol" w:cs="Symbol"/>
+      </w:rPr>
+      <w:start w:val="1"/>
+      <w:suff w:val="tab"/>
+    </w:lvl>
+    <w:lvl w:ilvl="1">
+      <w:isLgl w:val="false"/>
+      <w:lvlJc w:val="left"/>
+      <w:lvlText w:val="o"/>
+      <w:numFmt w:val="bullet"/>
+      <w:pPr>
+        <w:pBdr/>
+        <w:spacing/>
+        <w:ind w:hanging="360" w:left="1429"/>
+      </w:pPr>
+      <w:rPr>
+        <w:rFonts w:hint="default" w:ascii="Courier New" w:hAnsi="Courier New" w:eastAsia="Courier New" w:cs="Courier New"/>
+      </w:rPr>
+      <w:start w:val="1"/>
+      <w:suff w:val="tab"/>
+    </w:lvl>
+    <w:lvl w:ilvl="2">
+      <w:isLgl w:val="false"/>
+      <w:lvlJc w:val="left"/>
+      <w:lvlText w:val="§"/>
+      <w:numFmt w:val="bullet"/>
+      <w:pPr>
+        <w:pBdr/>
+        <w:spacing/>
+        <w:ind w:hanging="360" w:left="2149"/>
+      </w:pPr>
+      <w:rPr>
+        <w:rFonts w:hint="default" w:ascii="Wingdings" w:hAnsi="Wingdings" w:eastAsia="Wingdings" w:cs="Wingdings"/>
+      </w:rPr>
+      <w:start w:val="1"/>
+      <w:suff w:val="tab"/>
+    </w:lvl>
+    <w:lvl w:ilvl="3">
+      <w:isLgl w:val="false"/>
+      <w:lvlJc w:val="left"/>
+      <w:lvlText w:val="·"/>
+      <w:numFmt w:val="bullet"/>
+      <w:pPr>
+        <w:pBdr/>
+        <w:spacing/>
+        <w:ind w:hanging="360" w:left="2869"/>
+      </w:pPr>
+      <w:rPr>
+        <w:rFonts w:hint="default" w:ascii="Symbol" w:hAnsi="Symbol" w:eastAsia="Symbol" w:cs="Symbol"/>
+      </w:rPr>
+      <w:start w:val="1"/>
+      <w:suff w:val="tab"/>
+    </w:lvl>
+    <w:lvl w:ilvl="4">
+      <w:isLgl w:val="false"/>
+      <w:lvlJc w:val="left"/>
+      <w:lvlText w:val="o"/>
+      <w:numFmt w:val="bullet"/>
+      <w:pPr>
+        <w:pBdr/>
+        <w:spacing/>
+        <w:ind w:hanging="360" w:left="3589"/>
+      </w:pPr>
+      <w:rPr>
+        <w:rFonts w:hint="default" w:ascii="Courier New" w:hAnsi="Courier New" w:eastAsia="Courier New" w:cs="Courier New"/>
+      </w:rPr>
+      <w:start w:val="1"/>
+      <w:suff w:val="tab"/>
+    </w:lvl>
+    <w:lvl w:ilvl="5">
+      <w:isLgl w:val="false"/>
+      <w:lvlJc w:val="left"/>
+      <w:lvlText w:val="§"/>
+      <w:numFmt w:val="bullet"/>
+      <w:pPr>
+        <w:pBdr/>
+        <w:spacing/>
+        <w:ind w:hanging="360" w:left="4309"/>
+      </w:pPr>
+      <w:rPr>
+        <w:rFonts w:hint="default" w:ascii="Wingdings" w:hAnsi="Wingdings" w:eastAsia="Wingdings" w:cs="Wingdings"/>
+      </w:rPr>
+      <w:start w:val="1"/>
+      <w:suff w:val="tab"/>
+    </w:lvl>
+    <w:lvl w:ilvl="6">
+      <w:isLgl w:val="false"/>
+      <w:lvlJc w:val="left"/>
+      <w:lvlText w:val="·"/>
+      <w:numFmt w:val="bullet"/>
+      <w:pPr>
+        <w:pBdr/>
+        <w:spacing/>
+        <w:ind w:hanging="360" w:left="5029"/>
+      </w:pPr>
+      <w:rPr>
+        <w:rFonts w:hint="default" w:ascii="Symbol" w:hAnsi="Symbol" w:eastAsia="Symbol" w:cs="Symbol"/>
+      </w:rPr>
+      <w:start w:val="1"/>
+      <w:suff w:val="tab"/>
+    </w:lvl>
+    <w:lvl w:ilvl="7">
+      <w:isLgl w:val="false"/>
+      <w:lvlJc w:val="left"/>
+      <w:lvlText w:val="o"/>
+      <w:numFmt w:val="bullet"/>
+      <w:pPr>
+        <w:pBdr/>
+        <w:spacing/>
+        <w:ind w:hanging="360" w:left="5749"/>
+      </w:pPr>
+      <w:rPr>
+        <w:rFonts w:hint="default" w:ascii="Courier New" w:hAnsi="Courier New" w:eastAsia="Courier New" w:cs="Courier New"/>
+      </w:rPr>
+      <w:start w:val="1"/>
+      <w:suff w:val="tab"/>
+    </w:lvl>
+    <w:lvl w:ilvl="8">
+      <w:isLgl w:val="false"/>
+      <w:lvlJc w:val="left"/>
+      <w:lvlText w:val="§"/>
+      <w:numFmt w:val="bullet"/>
+      <w:pPr>
+        <w:pBdr/>
+        <w:spacing/>
+        <w:ind w:hanging="360" w:left="6469"/>
+      </w:pPr>
+      <w:rPr>
+        <w:rFonts w:hint="default" w:ascii="Wingdings" w:hAnsi="Wingdings" w:eastAsia="Wingdings" w:cs="Wingdings"/>
+      </w:rPr>
+      <w:start w:val="1"/>
+      <w:suff w:val="tab"/>
+    </w:lvl>
+  </w:abstractNum>
+  <w:abstractNum w:abstractNumId="8">
+    <w:nsid w:val="5860269B"/>
+    <w:lvl w:ilvl="0">
+      <w:isLgl w:val="false"/>
+      <w:lvlJc w:val="left"/>
+      <w:lvlText w:val="·"/>
+      <w:numFmt w:val="bullet"/>
+      <w:pPr>
+        <w:pBdr/>
+        <w:spacing/>
+        <w:ind w:hanging="360" w:left="709"/>
+      </w:pPr>
+      <w:rPr>
+        <w:rFonts w:hint="default" w:ascii="Symbol" w:hAnsi="Symbol" w:eastAsia="Symbol" w:cs="Symbol"/>
+      </w:rPr>
+      <w:start w:val="1"/>
+      <w:suff w:val="tab"/>
+    </w:lvl>
+    <w:lvl w:ilvl="1">
+      <w:isLgl w:val="false"/>
+      <w:lvlJc w:val="left"/>
+      <w:lvlText w:val="o"/>
+      <w:numFmt w:val="bullet"/>
+      <w:pPr>
+        <w:pBdr/>
+        <w:spacing/>
+        <w:ind w:hanging="360" w:left="1429"/>
+      </w:pPr>
+      <w:rPr>
+        <w:rFonts w:hint="default" w:ascii="Courier New" w:hAnsi="Courier New" w:eastAsia="Courier New" w:cs="Courier New"/>
+      </w:rPr>
+      <w:start w:val="1"/>
+      <w:suff w:val="tab"/>
+    </w:lvl>
+    <w:lvl w:ilvl="2">
+      <w:isLgl w:val="false"/>
+      <w:lvlJc w:val="left"/>
+      <w:lvlText w:val="§"/>
+      <w:numFmt w:val="bullet"/>
+      <w:pPr>
+        <w:pBdr/>
+        <w:spacing/>
+        <w:ind w:hanging="360" w:left="2149"/>
+      </w:pPr>
+      <w:rPr>
+        <w:rFonts w:hint="default" w:ascii="Wingdings" w:hAnsi="Wingdings" w:eastAsia="Wingdings" w:cs="Wingdings"/>
+      </w:rPr>
+      <w:start w:val="1"/>
+      <w:suff w:val="tab"/>
+    </w:lvl>
+    <w:lvl w:ilvl="3">
+      <w:isLgl w:val="false"/>
+      <w:lvlJc w:val="left"/>
+      <w:lvlText w:val="·"/>
+      <w:numFmt w:val="bullet"/>
+      <w:pPr>
+        <w:pBdr/>
+        <w:spacing/>
+        <w:ind w:hanging="360" w:left="2869"/>
+      </w:pPr>
+      <w:rPr>
+        <w:rFonts w:hint="default" w:ascii="Symbol" w:hAnsi="Symbol" w:eastAsia="Symbol" w:cs="Symbol"/>
+      </w:rPr>
+      <w:start w:val="1"/>
+      <w:suff w:val="tab"/>
+    </w:lvl>
+    <w:lvl w:ilvl="4">
+      <w:isLgl w:val="false"/>
+      <w:lvlJc w:val="left"/>
+      <w:lvlText w:val="o"/>
+      <w:numFmt w:val="bullet"/>
+      <w:pPr>
+        <w:pBdr/>
+        <w:spacing/>
+        <w:ind w:hanging="360" w:left="3589"/>
+      </w:pPr>
+      <w:rPr>
+        <w:rFonts w:hint="default" w:ascii="Courier New" w:hAnsi="Courier New" w:eastAsia="Courier New" w:cs="Courier New"/>
+      </w:rPr>
+      <w:start w:val="1"/>
+      <w:suff w:val="tab"/>
+    </w:lvl>
+    <w:lvl w:ilvl="5">
+      <w:isLgl w:val="false"/>
+      <w:lvlJc w:val="left"/>
+      <w:lvlText w:val="§"/>
+      <w:numFmt w:val="bullet"/>
+      <w:pPr>
+        <w:pBdr/>
+        <w:spacing/>
+        <w:ind w:hanging="360" w:left="4309"/>
+      </w:pPr>
+      <w:rPr>
+        <w:rFonts w:hint="default" w:ascii="Wingdings" w:hAnsi="Wingdings" w:eastAsia="Wingdings" w:cs="Wingdings"/>
+      </w:rPr>
+      <w:start w:val="1"/>
+      <w:suff w:val="tab"/>
+    </w:lvl>
+    <w:lvl w:ilvl="6">
+      <w:isLgl w:val="false"/>
+      <w:lvlJc w:val="left"/>
+      <w:lvlText w:val="·"/>
+      <w:numFmt w:val="bullet"/>
+      <w:pPr>
+        <w:pBdr/>
+        <w:spacing/>
+        <w:ind w:hanging="360" w:left="5029"/>
+      </w:pPr>
+      <w:rPr>
+        <w:rFonts w:hint="default" w:ascii="Symbol" w:hAnsi="Symbol" w:eastAsia="Symbol" w:cs="Symbol"/>
+      </w:rPr>
+      <w:start w:val="1"/>
+      <w:suff w:val="tab"/>
+    </w:lvl>
+    <w:lvl w:ilvl="7">
+      <w:isLgl w:val="false"/>
+      <w:lvlJc w:val="left"/>
+      <w:lvlText w:val="o"/>
+      <w:numFmt w:val="bullet"/>
+      <w:pPr>
+        <w:pBdr/>
+        <w:spacing/>
+        <w:ind w:hanging="360" w:left="5749"/>
+      </w:pPr>
+      <w:rPr>
+        <w:rFonts w:hint="default" w:ascii="Courier New" w:hAnsi="Courier New" w:eastAsia="Courier New" w:cs="Courier New"/>
+      </w:rPr>
+      <w:start w:val="1"/>
+      <w:suff w:val="tab"/>
+    </w:lvl>
+    <w:lvl w:ilvl="8">
+      <w:isLgl w:val="false"/>
+      <w:lvlJc w:val="left"/>
+      <w:lvlText w:val="§"/>
+      <w:numFmt w:val="bullet"/>
+      <w:pPr>
+        <w:pBdr/>
+        <w:spacing/>
+        <w:ind w:hanging="360" w:left="6469"/>
+      </w:pPr>
+      <w:rPr>
+        <w:rFonts w:hint="default" w:ascii="Wingdings" w:hAnsi="Wingdings" w:eastAsia="Wingdings" w:cs="Wingdings"/>
+      </w:rPr>
+      <w:start w:val="1"/>
+      <w:suff w:val="tab"/>
+    </w:lvl>
+  </w:abstractNum>
+  <w:abstractNum w:abstractNumId="9">
+    <w:nsid w:val="2F7E62A9"/>
     <w:lvl w:ilvl="0">
       <w:isLgl w:val="false"/>
       <w:lvlJc w:val="left"/>
@@ -6186,6 +7106,12 @@
   </w:num>
   <w:num w:numId="8">
     <w:abstractNumId w:val="7"/>
+  </w:num>
+  <w:num w:numId="9">
+    <w:abstractNumId w:val="8"/>
+  </w:num>
+  <w:num w:numId="10">
+    <w:abstractNumId w:val="9"/>
   </w:num>
 </w:numbering>
 </file>
